--- a/440_コアデータパーツ/docx/441_コアデータパーツ_日付時刻.docx
+++ b/440_コアデータパーツ/docx/441_コアデータパーツ_日付時刻.docx
@@ -1,6 +1,6 @@
 
 <file path=word/document.xml><?xml version="1.0" encoding="utf-8"?>
-<w:document xmlns:wpc="http://schemas.microsoft.com/office/word/2010/wordprocessingCanvas" xmlns:cx="http://schemas.microsoft.com/office/drawing/2014/chartex" xmlns:cx1="http://schemas.microsoft.com/office/drawing/2015/9/8/chartex" xmlns:cx2="http://schemas.microsoft.com/office/drawing/2015/10/21/chartex" xmlns:cx3="http://schemas.microsoft.com/office/drawing/2016/5/9/chartex" xmlns:cx4="http://schemas.microsoft.com/office/drawing/2016/5/10/chartex" xmlns:cx5="http://schemas.microsoft.com/office/drawing/2016/5/11/chartex" xmlns:cx6="http://schemas.microsoft.com/office/drawing/2016/5/12/chartex" xmlns:cx7="http://schemas.microsoft.com/office/drawing/2016/5/13/chartex" xmlns:cx8="http://schemas.microsoft.com/office/drawing/2016/5/14/chartex" xmlns:mc="http://schemas.openxmlformats.org/markup-compatibility/2006" xmlns:aink="http://schemas.microsoft.com/office/drawing/2016/ink" xmlns:am3d="http://schemas.microsoft.com/office/drawing/2017/model3d" xmlns:o="urn:schemas-microsoft-com:office:office" xmlns:oel="http://schemas.microsoft.com/office/2019/extlst" xmlns:r="http://schemas.openxmlformats.org/officeDocument/2006/relationships" xmlns:m="http://schemas.openxmlformats.org/officeDocument/2006/math" xmlns:v="urn:schemas-microsoft-com:vml" xmlns:wp14="http://schemas.microsoft.com/office/word/2010/wordprocessingDrawing" xmlns:wp="http://schemas.openxmlformats.org/drawingml/2006/wordprocessingDrawing" xmlns:w10="urn:schemas-microsoft-com:office:word" xmlns:w="http://schemas.openxmlformats.org/wordprocessingml/2006/main" xmlns:w14="http://schemas.microsoft.com/office/word/2010/wordml" xmlns:w15="http://schemas.microsoft.com/office/word/2012/wordml" xmlns:w16cex="http://schemas.microsoft.com/office/word/2018/wordml/cex" xmlns:w16cid="http://schemas.microsoft.com/office/word/2016/wordml/cid" xmlns:w16="http://schemas.microsoft.com/office/word/2018/wordml" xmlns:w16sdtdh="http://schemas.microsoft.com/office/word/2020/wordml/sdtdatahash" xmlns:w16se="http://schemas.microsoft.com/office/word/2015/wordml/symex" xmlns:wpg="http://schemas.microsoft.com/office/word/2010/wordprocessingGroup" xmlns:wpi="http://schemas.microsoft.com/office/word/2010/wordprocessingInk" xmlns:wne="http://schemas.microsoft.com/office/word/2006/wordml" xmlns:wps="http://schemas.microsoft.com/office/word/2010/wordprocessingShape" mc:Ignorable="w14 w15 w16se w16cid w16 w16cex w16sdtdh wp14">
+<w:document xmlns:wpc="http://schemas.microsoft.com/office/word/2010/wordprocessingCanvas" xmlns:cx="http://schemas.microsoft.com/office/drawing/2014/chartex" xmlns:cx1="http://schemas.microsoft.com/office/drawing/2015/9/8/chartex" xmlns:cx2="http://schemas.microsoft.com/office/drawing/2015/10/21/chartex" xmlns:cx3="http://schemas.microsoft.com/office/drawing/2016/5/9/chartex" xmlns:cx4="http://schemas.microsoft.com/office/drawing/2016/5/10/chartex" xmlns:cx5="http://schemas.microsoft.com/office/drawing/2016/5/11/chartex" xmlns:cx6="http://schemas.microsoft.com/office/drawing/2016/5/12/chartex" xmlns:cx7="http://schemas.microsoft.com/office/drawing/2016/5/13/chartex" xmlns:cx8="http://schemas.microsoft.com/office/drawing/2016/5/14/chartex" xmlns:mc="http://schemas.openxmlformats.org/markup-compatibility/2006" xmlns:aink="http://schemas.microsoft.com/office/drawing/2016/ink" xmlns:am3d="http://schemas.microsoft.com/office/drawing/2017/model3d" xmlns:o="urn:schemas-microsoft-com:office:office" xmlns:oel="http://schemas.microsoft.com/office/2019/extlst" xmlns:r="http://schemas.openxmlformats.org/officeDocument/2006/relationships" xmlns:m="http://schemas.openxmlformats.org/officeDocument/2006/math" xmlns:v="urn:schemas-microsoft-com:vml" xmlns:wp14="http://schemas.microsoft.com/office/word/2010/wordprocessingDrawing" xmlns:wp="http://schemas.openxmlformats.org/drawingml/2006/wordprocessingDrawing" xmlns:w10="urn:schemas-microsoft-com:office:word" xmlns:w="http://schemas.openxmlformats.org/wordprocessingml/2006/main" xmlns:w14="http://schemas.microsoft.com/office/word/2010/wordml" xmlns:w15="http://schemas.microsoft.com/office/word/2012/wordml" xmlns:w16cex="http://schemas.microsoft.com/office/word/2018/wordml/cex" xmlns:w16cid="http://schemas.microsoft.com/office/word/2016/wordml/cid" xmlns:w16="http://schemas.microsoft.com/office/word/2018/wordml" xmlns:w16du="http://schemas.microsoft.com/office/word/2023/wordml/word16du" xmlns:w16sdtdh="http://schemas.microsoft.com/office/word/2020/wordml/sdtdatahash" xmlns:w16sdtfl="http://schemas.microsoft.com/office/word/2024/wordml/sdtformatlock" xmlns:w16se="http://schemas.microsoft.com/office/word/2015/wordml/symex" xmlns:wpg="http://schemas.microsoft.com/office/word/2010/wordprocessingGroup" xmlns:wpi="http://schemas.microsoft.com/office/word/2010/wordprocessingInk" xmlns:wne="http://schemas.microsoft.com/office/word/2006/wordml" xmlns:wps="http://schemas.microsoft.com/office/word/2010/wordprocessingShape" mc:Ignorable="w14 w15 w16se w16cid w16 w16cex w16sdtdh w16sdtfl w16du wp14">
   <w:body>
     <w:p>
       <w:pPr>
@@ -74,40 +74,43 @@
         <w:rPr>
           <w:rFonts w:hint="eastAsia"/>
         </w:rPr>
+        <w:t>6</w:t>
+      </w:r>
+      <w:r>
+        <w:rPr>
+          <w:rFonts w:hint="eastAsia"/>
+        </w:rPr>
+        <w:t>年（令和</w:t>
+      </w:r>
+      <w:r>
+        <w:rPr>
+          <w:rFonts w:hint="eastAsia"/>
+        </w:rPr>
+        <w:t>8</w:t>
+      </w:r>
+      <w:r>
+        <w:rPr>
+          <w:rFonts w:hint="eastAsia"/>
+        </w:rPr>
+        <w:t>年）</w:t>
+      </w:r>
+      <w:r>
+        <w:rPr>
+          <w:rFonts w:hint="eastAsia"/>
+        </w:rPr>
         <w:t>3</w:t>
       </w:r>
       <w:r>
         <w:rPr>
           <w:rFonts w:hint="eastAsia"/>
         </w:rPr>
-        <w:t>年（令和</w:t>
-      </w:r>
-      <w:r>
-        <w:t>5</w:t>
-      </w:r>
-      <w:r>
-        <w:rPr>
-          <w:rFonts w:hint="eastAsia"/>
-        </w:rPr>
-        <w:t>年）</w:t>
-      </w:r>
-      <w:r>
-        <w:rPr>
-          <w:rFonts w:hint="eastAsia"/>
-        </w:rPr>
-        <w:t>3</w:t>
-      </w:r>
-      <w:r>
-        <w:rPr>
-          <w:rFonts w:hint="eastAsia"/>
-        </w:rPr>
         <w:t>月</w:t>
       </w:r>
       <w:r>
         <w:rPr>
           <w:rFonts w:hint="eastAsia"/>
         </w:rPr>
-        <w:t>31</w:t>
+        <w:t>17</w:t>
       </w:r>
       <w:r>
         <w:rPr>
@@ -2552,7 +2555,6 @@
         <w:br w:type="page"/>
       </w:r>
     </w:p>
-    <w:p/>
     <w:p>
       <w:pPr>
         <w:pStyle w:val="1"/>
@@ -2564,6 +2566,7 @@
         <w:rPr>
           <w:rFonts w:hint="eastAsia"/>
         </w:rPr>
+        <w:lastRenderedPageBreak/>
         <w:t>日付及び曜日</w:t>
       </w:r>
       <w:bookmarkEnd w:id="3"/>
@@ -2638,6 +2641,15 @@
           <w:rFonts w:hint="eastAsia"/>
         </w:rPr>
         <w:t>します。</w:t>
+      </w:r>
+      <w:r>
+        <w:rPr>
+          <w:rFonts w:hint="eastAsia"/>
+        </w:rPr>
+        <w:t>日付のうち年のみを使用したい場合は、</w:t>
+      </w:r>
+      <w:r>
+        <w:t>YYYY形式で使用することとします。</w:t>
       </w:r>
     </w:p>
     <w:p>
@@ -3178,14 +3190,7 @@
         <w:rPr>
           <w:rFonts w:hint="eastAsia"/>
         </w:rPr>
-        <w:t>し</w:t>
-      </w:r>
-      <w:r>
-        <w:rPr>
-          <w:rFonts w:hint="eastAsia"/>
-        </w:rPr>
-        <w:lastRenderedPageBreak/>
-        <w:t>ます。</w:t>
+        <w:t>します。</w:t>
       </w:r>
     </w:p>
     <w:p>
@@ -3201,11 +3206,20 @@
         <w:rPr>
           <w:rFonts w:hint="eastAsia"/>
         </w:rPr>
-        <w:t>曜日はMo,Tu</w:t>
+        <w:lastRenderedPageBreak/>
+        <w:t>曜日は</w:t>
+      </w:r>
+      <w:proofErr w:type="spellStart"/>
+      <w:r>
+        <w:rPr>
+          <w:rFonts w:hint="eastAsia"/>
+        </w:rPr>
+        <w:t>Mo,Tu</w:t>
       </w:r>
       <w:r>
         <w:t>,We,Th,Fr,Sa,Su</w:t>
       </w:r>
+      <w:proofErr w:type="spellEnd"/>
       <w:r>
         <w:rPr>
           <w:rFonts w:hint="eastAsia"/>
@@ -3605,8 +3619,15 @@
       <w:r>
         <w:rPr>
           <w:rFonts w:hint="eastAsia"/>
-        </w:rPr>
-        <w:t>HH：時間（24時間表記。1桁の場合には前に0をつける）</w:t>
+          <w:lang w:eastAsia="zh-TW"/>
+        </w:rPr>
+        <w:t>HH：時間（24時間表記。</w:t>
+      </w:r>
+      <w:r>
+        <w:rPr>
+          <w:rFonts w:hint="eastAsia"/>
+        </w:rPr>
+        <w:t>1桁の場合には前に0をつける）</w:t>
       </w:r>
     </w:p>
     <w:p>
@@ -3950,14 +3971,7 @@
         <w:rPr>
           <w:rFonts w:hint="eastAsia"/>
         </w:rPr>
-        <w:t>時差</w:t>
-      </w:r>
-      <w:r>
-        <w:rPr>
-          <w:rFonts w:hint="eastAsia"/>
-        </w:rPr>
-        <w:lastRenderedPageBreak/>
-        <w:t>のない場合には</w:t>
+        <w:t>時差のない場合には</w:t>
       </w:r>
       <w:r>
         <w:rPr>
@@ -3988,9 +4002,11 @@
         </w:numPr>
         <w:ind w:leftChars="0" w:firstLineChars="0"/>
       </w:pPr>
+      <w:proofErr w:type="spellStart"/>
       <w:r>
         <w:t>YYYY-MM-DDTHH:MM:SS+hh:mm</w:t>
       </w:r>
+      <w:proofErr w:type="spellEnd"/>
     </w:p>
     <w:p>
       <w:pPr>
@@ -4001,12 +4017,14 @@
         </w:numPr>
         <w:ind w:leftChars="0" w:firstLineChars="0"/>
       </w:pPr>
+      <w:proofErr w:type="spellStart"/>
       <w:r>
         <w:rPr>
           <w:rFonts w:hint="eastAsia"/>
         </w:rPr>
         <w:t>hh</w:t>
       </w:r>
+      <w:proofErr w:type="spellEnd"/>
       <w:r>
         <w:t xml:space="preserve">  </w:t>
       </w:r>
@@ -4130,49 +4148,72 @@
           <w:p>
             <w:pPr>
               <w:pStyle w:val="aff4"/>
-            </w:pPr>
-            <w:r>
+              <w:rPr>
+                <w:lang w:eastAsia="zh-TW"/>
+              </w:rPr>
+            </w:pPr>
+            <w:r>
+              <w:rPr>
+                <w:lang w:eastAsia="zh-TW"/>
+              </w:rPr>
               <w:t>2017</w:t>
             </w:r>
             <w:r>
               <w:rPr>
                 <w:rFonts w:hint="eastAsia"/>
+                <w:lang w:eastAsia="zh-TW"/>
               </w:rPr>
               <w:t>年9月1日</w:t>
             </w:r>
             <w:r>
+              <w:rPr>
+                <w:lang w:eastAsia="zh-TW"/>
+              </w:rPr>
               <w:t>18</w:t>
             </w:r>
             <w:r>
               <w:rPr>
                 <w:rFonts w:hint="eastAsia"/>
+                <w:lang w:eastAsia="zh-TW"/>
               </w:rPr>
               <w:t>時1</w:t>
             </w:r>
             <w:r>
+              <w:rPr>
+                <w:lang w:eastAsia="zh-TW"/>
+              </w:rPr>
               <w:t>0</w:t>
             </w:r>
             <w:r>
               <w:rPr>
                 <w:rFonts w:hint="eastAsia"/>
+                <w:lang w:eastAsia="zh-TW"/>
               </w:rPr>
               <w:t>分5</w:t>
             </w:r>
             <w:r>
+              <w:rPr>
+                <w:lang w:eastAsia="zh-TW"/>
+              </w:rPr>
               <w:t>0</w:t>
             </w:r>
             <w:r>
               <w:rPr>
                 <w:rFonts w:hint="eastAsia"/>
+                <w:lang w:eastAsia="zh-TW"/>
               </w:rPr>
               <w:t>秒</w:t>
             </w:r>
             <w:r>
+              <w:rPr>
+                <w:lang w:eastAsia="zh-TW"/>
+              </w:rPr>
               <w:br/>
             </w:r>
             <w:r>
               <w:rPr>
                 <w:rFonts w:hint="eastAsia"/>
+                <w:lang w:eastAsia="zh-TW"/>
               </w:rPr>
               <w:t>（日本時間）</w:t>
             </w:r>
@@ -4212,37 +4253,53 @@
           <w:p>
             <w:pPr>
               <w:pStyle w:val="aff4"/>
-            </w:pPr>
-            <w:r>
-              <w:rPr>
-                <w:rFonts w:hint="eastAsia"/>
+              <w:rPr>
+                <w:lang w:eastAsia="zh-TW"/>
+              </w:rPr>
+            </w:pPr>
+            <w:r>
+              <w:rPr>
+                <w:rFonts w:hint="eastAsia"/>
+                <w:lang w:eastAsia="zh-TW"/>
               </w:rPr>
               <w:t>1</w:t>
             </w:r>
             <w:r>
+              <w:rPr>
+                <w:lang w:eastAsia="zh-TW"/>
+              </w:rPr>
               <w:t>970</w:t>
             </w:r>
             <w:r>
               <w:rPr>
                 <w:rFonts w:hint="eastAsia"/>
+                <w:lang w:eastAsia="zh-TW"/>
               </w:rPr>
               <w:t>年1月1日0時0分0秒</w:t>
             </w:r>
             <w:r>
+              <w:rPr>
+                <w:lang w:eastAsia="zh-TW"/>
+              </w:rPr>
               <w:br/>
             </w:r>
             <w:r>
               <w:rPr>
                 <w:rFonts w:hint="eastAsia"/>
+                <w:lang w:eastAsia="zh-TW"/>
               </w:rPr>
               <w:t>（UTC</w:t>
             </w:r>
             <w:r>
+              <w:rPr>
+                <w:lang w:eastAsia="zh-TW"/>
+              </w:rPr>
               <w:t>:</w:t>
             </w:r>
             <w:r>
               <w:rPr>
                 <w:rFonts w:hint="eastAsia"/>
+                <w:lang w:eastAsia="zh-TW"/>
               </w:rPr>
               <w:t>協定世界時）</w:t>
             </w:r>
@@ -4727,9 +4784,19 @@
         </w:numPr>
         <w:ind w:leftChars="0" w:firstLineChars="0"/>
       </w:pPr>
-      <w:r>
-        <w:t>YYYY-MM-DDTHH:MM:SS+hh:mm/YYYY-MM-DDTHH:MM:SS+hh:mm</w:t>
-      </w:r>
+      <w:proofErr w:type="spellStart"/>
+      <w:r>
+        <w:t>YYYY-MM-DDTHH:MM:SS+hh:mm</w:t>
+      </w:r>
+      <w:proofErr w:type="spellEnd"/>
+      <w:r>
+        <w:t>/</w:t>
+      </w:r>
+      <w:proofErr w:type="spellStart"/>
+      <w:r>
+        <w:t>YYYY-MM-DDTHH:MM:SS+hh:mm</w:t>
+      </w:r>
+      <w:proofErr w:type="spellEnd"/>
     </w:p>
     <w:p>
       <w:pPr>
@@ -5020,6 +5087,316 @@
         <w:t>MM</w:t>
       </w:r>
     </w:p>
+    <w:p>
+      <w:pPr>
+        <w:pStyle w:val="2"/>
+      </w:pPr>
+      <w:r>
+        <w:rPr>
+          <w:rFonts w:hint="eastAsia"/>
+        </w:rPr>
+        <w:t>期間の長さ（日数・月数・年数）</w:t>
+      </w:r>
+    </w:p>
+    <w:p>
+      <w:pPr>
+        <w:pStyle w:val="a1"/>
+        <w:ind w:left="1" w:firstLine="240"/>
+        <w:jc w:val="left"/>
+      </w:pPr>
+      <w:r>
+        <w:rPr>
+          <w:rFonts w:hint="eastAsia"/>
+        </w:rPr>
+        <w:t>期間の長さ(日数・月数・年数)を記述する場合には、ISO8601の</w:t>
+      </w:r>
+      <w:r>
+        <w:t>期間表記</w:t>
+      </w:r>
+      <w:r>
+        <w:rPr>
+          <w:rFonts w:hint="eastAsia"/>
+        </w:rPr>
+        <w:t>に従い、次のとおりとします。</w:t>
+      </w:r>
+    </w:p>
+    <w:p>
+      <w:pPr>
+        <w:pStyle w:val="a1"/>
+        <w:ind w:left="1" w:firstLine="240"/>
+      </w:pPr>
+      <w:r>
+        <w:rPr>
+          <w:rFonts w:hint="eastAsia"/>
+        </w:rPr>
+        <w:t>・</w:t>
+      </w:r>
+      <w:proofErr w:type="spellStart"/>
+      <w:r>
+        <w:rPr>
+          <w:rFonts w:hint="eastAsia"/>
+        </w:rPr>
+        <w:t>PnD</w:t>
+      </w:r>
+      <w:proofErr w:type="spellEnd"/>
+      <w:r>
+        <w:rPr>
+          <w:rFonts w:hint="eastAsia"/>
+        </w:rPr>
+        <w:t>、、、日数</w:t>
+      </w:r>
+    </w:p>
+    <w:p>
+      <w:pPr>
+        <w:pStyle w:val="a1"/>
+        <w:ind w:left="1" w:firstLine="240"/>
+      </w:pPr>
+      <w:r>
+        <w:rPr>
+          <w:rFonts w:hint="eastAsia"/>
+        </w:rPr>
+        <w:t>・</w:t>
+      </w:r>
+      <w:proofErr w:type="spellStart"/>
+      <w:r>
+        <w:rPr>
+          <w:rFonts w:hint="eastAsia"/>
+        </w:rPr>
+        <w:t>PnM</w:t>
+      </w:r>
+      <w:proofErr w:type="spellEnd"/>
+      <w:r>
+        <w:rPr>
+          <w:rFonts w:hint="eastAsia"/>
+        </w:rPr>
+        <w:t>、、、月数</w:t>
+      </w:r>
+    </w:p>
+    <w:p>
+      <w:pPr>
+        <w:pStyle w:val="a1"/>
+        <w:ind w:left="1" w:firstLine="240"/>
+      </w:pPr>
+      <w:r>
+        <w:rPr>
+          <w:rFonts w:hint="eastAsia"/>
+        </w:rPr>
+        <w:t>・</w:t>
+      </w:r>
+      <w:proofErr w:type="spellStart"/>
+      <w:r>
+        <w:rPr>
+          <w:rFonts w:hint="eastAsia"/>
+        </w:rPr>
+        <w:t>PnY</w:t>
+      </w:r>
+      <w:proofErr w:type="spellEnd"/>
+      <w:r>
+        <w:rPr>
+          <w:rFonts w:hint="eastAsia"/>
+        </w:rPr>
+        <w:t>、、、年数</w:t>
+      </w:r>
+    </w:p>
+    <w:p>
+      <w:pPr>
+        <w:pStyle w:val="a1"/>
+        <w:ind w:left="1" w:firstLine="240"/>
+      </w:pPr>
+      <w:r>
+        <w:rPr>
+          <w:rFonts w:hint="eastAsia"/>
+        </w:rPr>
+        <w:t>・</w:t>
+      </w:r>
+      <w:proofErr w:type="spellStart"/>
+      <w:r>
+        <w:t>P</w:t>
+      </w:r>
+      <w:r>
+        <w:rPr>
+          <w:rFonts w:hint="eastAsia"/>
+        </w:rPr>
+        <w:t>n</w:t>
+      </w:r>
+      <w:r>
+        <w:t>Y</w:t>
+      </w:r>
+      <w:r>
+        <w:rPr>
+          <w:rFonts w:hint="eastAsia"/>
+        </w:rPr>
+        <w:t>n</w:t>
+      </w:r>
+      <w:r>
+        <w:t>M</w:t>
+      </w:r>
+      <w:r>
+        <w:rPr>
+          <w:rFonts w:hint="eastAsia"/>
+        </w:rPr>
+        <w:t>nD</w:t>
+      </w:r>
+      <w:proofErr w:type="spellEnd"/>
+      <w:r>
+        <w:rPr>
+          <w:rFonts w:hint="eastAsia"/>
+        </w:rPr>
+        <w:t>、、、年＋月＋日数</w:t>
+      </w:r>
+    </w:p>
+    <w:p>
+      <w:r>
+        <w:rPr>
+          <w:rFonts w:hint="eastAsia"/>
+        </w:rPr>
+        <w:t>例）</w:t>
+      </w:r>
+    </w:p>
+    <w:tbl>
+      <w:tblPr>
+        <w:tblStyle w:val="af9"/>
+        <w:tblW w:w="0" w:type="auto"/>
+        <w:tblInd w:w="120" w:type="dxa"/>
+        <w:tblLook w:val="04A0" w:firstRow="1" w:lastRow="0" w:firstColumn="1" w:lastColumn="0" w:noHBand="0" w:noVBand="1"/>
+      </w:tblPr>
+      <w:tblGrid>
+        <w:gridCol w:w="2285"/>
+        <w:gridCol w:w="2126"/>
+      </w:tblGrid>
+      <w:tr>
+        <w:tc>
+          <w:tcPr>
+            <w:tcW w:w="2285" w:type="dxa"/>
+          </w:tcPr>
+          <w:p>
+            <w:pPr>
+              <w:pStyle w:val="aff4"/>
+            </w:pPr>
+            <w:r>
+              <w:rPr>
+                <w:rFonts w:hint="eastAsia"/>
+              </w:rPr>
+              <w:t>10日</w:t>
+            </w:r>
+          </w:p>
+        </w:tc>
+        <w:tc>
+          <w:tcPr>
+            <w:tcW w:w="2126" w:type="dxa"/>
+          </w:tcPr>
+          <w:p>
+            <w:pPr>
+              <w:pStyle w:val="aff4"/>
+            </w:pPr>
+            <w:r>
+              <w:rPr>
+                <w:rFonts w:hint="eastAsia"/>
+              </w:rPr>
+              <w:t>P10D</w:t>
+            </w:r>
+          </w:p>
+        </w:tc>
+      </w:tr>
+      <w:tr>
+        <w:tc>
+          <w:tcPr>
+            <w:tcW w:w="2285" w:type="dxa"/>
+          </w:tcPr>
+          <w:p>
+            <w:pPr>
+              <w:pStyle w:val="aff4"/>
+            </w:pPr>
+            <w:r>
+              <w:rPr>
+                <w:rFonts w:hint="eastAsia"/>
+              </w:rPr>
+              <w:t>3ヶ月</w:t>
+            </w:r>
+          </w:p>
+        </w:tc>
+        <w:tc>
+          <w:tcPr>
+            <w:tcW w:w="2126" w:type="dxa"/>
+          </w:tcPr>
+          <w:p>
+            <w:pPr>
+              <w:pStyle w:val="aff4"/>
+            </w:pPr>
+            <w:r>
+              <w:rPr>
+                <w:rFonts w:hint="eastAsia"/>
+              </w:rPr>
+              <w:t>P3M</w:t>
+            </w:r>
+          </w:p>
+        </w:tc>
+      </w:tr>
+      <w:tr>
+        <w:tc>
+          <w:tcPr>
+            <w:tcW w:w="2285" w:type="dxa"/>
+          </w:tcPr>
+          <w:p>
+            <w:pPr>
+              <w:pStyle w:val="aff4"/>
+              <w:jc w:val="left"/>
+            </w:pPr>
+            <w:r>
+              <w:t>2年6か月</w:t>
+            </w:r>
+          </w:p>
+        </w:tc>
+        <w:tc>
+          <w:tcPr>
+            <w:tcW w:w="2126" w:type="dxa"/>
+          </w:tcPr>
+          <w:p>
+            <w:pPr>
+              <w:pStyle w:val="aff4"/>
+            </w:pPr>
+            <w:r>
+              <w:t>P2Y6M</w:t>
+            </w:r>
+          </w:p>
+        </w:tc>
+      </w:tr>
+      <w:tr>
+        <w:tc>
+          <w:tcPr>
+            <w:tcW w:w="2285" w:type="dxa"/>
+          </w:tcPr>
+          <w:p>
+            <w:pPr>
+              <w:pStyle w:val="aff4"/>
+              <w:jc w:val="left"/>
+            </w:pPr>
+            <w:r>
+              <w:rPr>
+                <w:rFonts w:hint="eastAsia"/>
+              </w:rPr>
+              <w:t>1</w:t>
+            </w:r>
+            <w:r>
+              <w:t xml:space="preserve">年3か月5日 </w:t>
+            </w:r>
+          </w:p>
+        </w:tc>
+        <w:tc>
+          <w:tcPr>
+            <w:tcW w:w="2126" w:type="dxa"/>
+          </w:tcPr>
+          <w:p>
+            <w:pPr>
+              <w:pStyle w:val="aff4"/>
+            </w:pPr>
+            <w:r>
+              <w:t>P1Y3M5D</w:t>
+            </w:r>
+          </w:p>
+        </w:tc>
+      </w:tr>
+    </w:tbl>
     <w:p>
       <w:pPr>
         <w:pStyle w:val="a2"/>
@@ -5468,6 +5845,7 @@
               <w:pStyle w:val="aff4"/>
             </w:pPr>
             <w:r>
+              <w:lastRenderedPageBreak/>
               <w:t>0</w:t>
             </w:r>
             <w:r>
@@ -6269,7 +6647,6 @@
               <w:bottom w:val="nil"/>
               <w:right w:val="nil"/>
             </w:tcBorders>
-            <w:shd w:val="clear" w:color="auto" w:fill="auto"/>
           </w:tcPr>
           <w:p>
             <w:pPr>
@@ -6286,7 +6663,6 @@
               <w:bottom w:val="nil"/>
               <w:right w:val="single" w:sz="4" w:space="0" w:color="auto"/>
             </w:tcBorders>
-            <w:shd w:val="clear" w:color="auto" w:fill="auto"/>
           </w:tcPr>
           <w:p>
             <w:pPr>
@@ -6351,7 +6727,6 @@
         <w:t>区切ります。</w:t>
       </w:r>
     </w:p>
-    <w:p/>
     <w:p>
       <w:r>
         <w:rPr>
@@ -6374,27 +6749,44 @@
           <w:numId w:val="23"/>
         </w:numPr>
         <w:ind w:leftChars="0" w:firstLineChars="0"/>
-      </w:pPr>
-      <w:r>
+        <w:rPr>
+          <w:lang w:eastAsia="zh-TW"/>
+        </w:rPr>
+      </w:pPr>
+      <w:r>
+        <w:rPr>
+          <w:lang w:eastAsia="zh-TW"/>
+        </w:rPr>
         <w:t>HH:MM</w:t>
       </w:r>
       <w:r>
         <w:rPr>
           <w:rFonts w:hint="eastAsia"/>
+          <w:lang w:eastAsia="zh-TW"/>
         </w:rPr>
         <w:t>/</w:t>
       </w:r>
       <w:r>
+        <w:rPr>
+          <w:lang w:eastAsia="zh-TW"/>
+        </w:rPr>
         <w:t>HH:MM</w:t>
       </w:r>
       <w:r>
         <w:rPr>
           <w:rFonts w:hint="eastAsia"/>
+          <w:lang w:eastAsia="zh-TW"/>
         </w:rPr>
         <w:t>（開始時間/終了時間）</w:t>
       </w:r>
     </w:p>
-    <w:p/>
+    <w:p>
+      <w:pPr>
+        <w:rPr>
+          <w:lang w:eastAsia="zh-TW"/>
+        </w:rPr>
+      </w:pPr>
+    </w:p>
     <w:p>
       <w:r>
         <w:rPr>
@@ -8000,7 +8392,6 @@
         <w:rPr>
           <w:rFonts w:hint="eastAsia"/>
         </w:rPr>
-        <w:lastRenderedPageBreak/>
         <w:t>月</w:t>
       </w:r>
       <w:r>
@@ -8969,6 +9360,7 @@
               <w:rPr>
                 <w:rFonts w:hint="eastAsia"/>
               </w:rPr>
+              <w:lastRenderedPageBreak/>
               <w:t>コード</w:t>
             </w:r>
           </w:p>
@@ -9183,14 +9575,7 @@
         <w:rPr>
           <w:rFonts w:hint="eastAsia"/>
         </w:rPr>
-        <w:t>、「金曜日は17時まで」等の特記事項を記載する場合</w:t>
-      </w:r>
-      <w:r>
-        <w:rPr>
-          <w:rFonts w:hint="eastAsia"/>
-        </w:rPr>
-        <w:lastRenderedPageBreak/>
-        <w:t>には、</w:t>
+        <w:t>、「金曜日は17時まで」等の特記事項を記載する場合には、</w:t>
       </w:r>
       <w:r>
         <w:rPr>
@@ -9296,7 +9681,21 @@
         <w:rPr>
           <w:rFonts w:hint="eastAsia"/>
         </w:rPr>
-        <w:t>日付と時刻の組み合わせ」において、時差表記部分（+もしくは-以降）を一般的に使われる「hh:mm」としてい</w:t>
+        <w:t>日付と時刻の組み合わせ」において、時差表記部分（+もしくは-以降）を一般的に使われる「</w:t>
+      </w:r>
+      <w:proofErr w:type="spellStart"/>
+      <w:r>
+        <w:rPr>
+          <w:rFonts w:hint="eastAsia"/>
+        </w:rPr>
+        <w:t>hh:mm</w:t>
+      </w:r>
+      <w:proofErr w:type="spellEnd"/>
+      <w:r>
+        <w:rPr>
+          <w:rFonts w:hint="eastAsia"/>
+        </w:rPr>
+        <w:t>」としてい</w:t>
       </w:r>
       <w:r>
         <w:rPr>
@@ -9320,7 +9719,21 @@
         <w:rPr>
           <w:rFonts w:hint="eastAsia"/>
         </w:rPr>
-        <w:t>「hh:mm:ss」と</w:t>
+        <w:t>「</w:t>
+      </w:r>
+      <w:proofErr w:type="spellStart"/>
+      <w:r>
+        <w:rPr>
+          <w:rFonts w:hint="eastAsia"/>
+        </w:rPr>
+        <w:t>hh:mm:ss</w:t>
+      </w:r>
+      <w:proofErr w:type="spellEnd"/>
+      <w:r>
+        <w:rPr>
+          <w:rFonts w:hint="eastAsia"/>
+        </w:rPr>
+        <w:t>」と</w:t>
       </w:r>
       <w:r>
         <w:rPr>
@@ -9389,7 +9802,21 @@
         <w:rPr>
           <w:rFonts w:hint="eastAsia"/>
         </w:rPr>
-        <w:t>基本形式は、YYYYMMDDTHHMM+hhmmで</w:t>
+        <w:t>基本形式は、</w:t>
+      </w:r>
+      <w:proofErr w:type="spellStart"/>
+      <w:r>
+        <w:rPr>
+          <w:rFonts w:hint="eastAsia"/>
+        </w:rPr>
+        <w:t>YYYYMMDDTHHMM+hhmm</w:t>
+      </w:r>
+      <w:proofErr w:type="spellEnd"/>
+      <w:r>
+        <w:rPr>
+          <w:rFonts w:hint="eastAsia"/>
+        </w:rPr>
+        <w:t>で</w:t>
       </w:r>
       <w:r>
         <w:rPr>
@@ -9636,7 +10063,14 @@
         <w:rPr>
           <w:rFonts w:hint="eastAsia"/>
         </w:rPr>
-        <w:t>逆に出力時には西暦から和暦へ変換</w:t>
+        <w:t>逆に出力時には西暦</w:t>
+      </w:r>
+      <w:r>
+        <w:rPr>
+          <w:rFonts w:hint="eastAsia"/>
+        </w:rPr>
+        <w:lastRenderedPageBreak/>
+        <w:t>から和暦へ変換</w:t>
       </w:r>
       <w:r>
         <w:rPr>
@@ -9864,7 +10298,6 @@
         <w:rPr>
           <w:rFonts w:hint="eastAsia"/>
         </w:rPr>
-        <w:lastRenderedPageBreak/>
         <w:t>基本的には</w:t>
       </w:r>
       <w:r>
@@ -9994,25 +10427,32 @@
         <w:tc>
           <w:tcPr>
             <w:tcW w:w="1980" w:type="dxa"/>
-            <w:shd w:val="clear" w:color="auto" w:fill="auto"/>
           </w:tcPr>
           <w:p>
             <w:pPr>
               <w:pStyle w:val="aff4"/>
               <w:jc w:val="left"/>
+              <w:rPr>
+                <w:rFonts w:asciiTheme="minorEastAsia" w:eastAsiaTheme="minorEastAsia" w:hAnsiTheme="minorEastAsia"/>
+                <w:sz w:val="18"/>
+                <w:szCs w:val="18"/>
+              </w:rPr>
+            </w:pPr>
+            <w:r>
               <w:rPr>
                 <w:rFonts w:asciiTheme="minorEastAsia" w:eastAsiaTheme="minorEastAsia" w:hAnsiTheme="minorEastAsia" w:hint="eastAsia"/>
                 <w:sz w:val="18"/>
                 <w:szCs w:val="18"/>
               </w:rPr>
-            </w:pPr>
+              <w:t>202</w:t>
+            </w:r>
             <w:r>
               <w:rPr>
                 <w:rFonts w:asciiTheme="minorEastAsia" w:eastAsiaTheme="minorEastAsia" w:hAnsiTheme="minorEastAsia" w:hint="eastAsia"/>
                 <w:sz w:val="18"/>
                 <w:szCs w:val="18"/>
               </w:rPr>
-              <w:t>2023年</w:t>
+              <w:t>6</w:t>
             </w:r>
             <w:r>
               <w:rPr>
@@ -10020,7 +10460,7 @@
                 <w:sz w:val="18"/>
                 <w:szCs w:val="18"/>
               </w:rPr>
-              <w:t>3</w:t>
+              <w:t>年</w:t>
             </w:r>
             <w:r>
               <w:rPr>
@@ -10028,7 +10468,7 @@
                 <w:sz w:val="18"/>
                 <w:szCs w:val="18"/>
               </w:rPr>
-              <w:t>月</w:t>
+              <w:t>3</w:t>
             </w:r>
             <w:r>
               <w:rPr>
@@ -10036,82 +10476,172 @@
                 <w:sz w:val="18"/>
                 <w:szCs w:val="18"/>
               </w:rPr>
-              <w:t>3</w:t>
-            </w:r>
-            <w:r>
+              <w:t>月</w:t>
+            </w:r>
+            <w:r>
+              <w:rPr>
+                <w:rFonts w:asciiTheme="minorEastAsia" w:eastAsiaTheme="minorEastAsia" w:hAnsiTheme="minorEastAsia" w:hint="eastAsia"/>
+                <w:sz w:val="18"/>
+                <w:szCs w:val="18"/>
+              </w:rPr>
+              <w:t>17</w:t>
+            </w:r>
+            <w:r>
+              <w:rPr>
+                <w:rFonts w:asciiTheme="minorEastAsia" w:eastAsiaTheme="minorEastAsia" w:hAnsiTheme="minorEastAsia" w:hint="eastAsia"/>
+                <w:sz w:val="18"/>
+                <w:szCs w:val="18"/>
+              </w:rPr>
+              <w:t>日</w:t>
+            </w:r>
+          </w:p>
+        </w:tc>
+        <w:tc>
+          <w:tcPr>
+            <w:tcW w:w="1559" w:type="dxa"/>
+          </w:tcPr>
+          <w:p>
+            <w:pPr>
+              <w:pStyle w:val="aff4"/>
               <w:rPr>
                 <w:rFonts w:asciiTheme="minorEastAsia" w:eastAsiaTheme="minorEastAsia" w:hAnsiTheme="minorEastAsia"/>
                 <w:sz w:val="18"/>
                 <w:szCs w:val="18"/>
               </w:rPr>
-              <w:t>1</w:t>
-            </w:r>
+            </w:pPr>
             <w:r>
               <w:rPr>
                 <w:rFonts w:asciiTheme="minorEastAsia" w:eastAsiaTheme="minorEastAsia" w:hAnsiTheme="minorEastAsia" w:hint="eastAsia"/>
                 <w:sz w:val="18"/>
                 <w:szCs w:val="18"/>
               </w:rPr>
-              <w:t>日</w:t>
-            </w:r>
-          </w:p>
-        </w:tc>
-        <w:tc>
-          <w:tcPr>
-            <w:tcW w:w="1559" w:type="dxa"/>
-            <w:shd w:val="clear" w:color="auto" w:fill="auto"/>
-          </w:tcPr>
-          <w:p>
-            <w:pPr>
-              <w:pStyle w:val="aff4"/>
-              <w:rPr>
-                <w:rFonts w:asciiTheme="minorEastAsia" w:eastAsiaTheme="minorEastAsia" w:hAnsiTheme="minorEastAsia" w:hint="eastAsia"/>
-                <w:sz w:val="18"/>
-                <w:szCs w:val="18"/>
-              </w:rPr>
-            </w:pPr>
-            <w:r>
-              <w:rPr>
-                <w:rFonts w:asciiTheme="minorEastAsia" w:eastAsiaTheme="minorEastAsia" w:hAnsiTheme="minorEastAsia" w:hint="eastAsia"/>
-                <w:sz w:val="18"/>
-                <w:szCs w:val="18"/>
-              </w:rPr>
-              <w:t>6</w:t>
-            </w:r>
-            <w:r>
-              <w:rPr>
-                <w:rFonts w:asciiTheme="minorEastAsia" w:eastAsiaTheme="minorEastAsia" w:hAnsiTheme="minorEastAsia"/>
-                <w:sz w:val="18"/>
-                <w:szCs w:val="18"/>
-              </w:rPr>
-              <w:t>.</w:t>
-            </w:r>
-            <w:r>
-              <w:rPr>
-                <w:rFonts w:asciiTheme="minorEastAsia" w:eastAsiaTheme="minorEastAsia" w:hAnsiTheme="minorEastAsia" w:hint="eastAsia"/>
-                <w:sz w:val="18"/>
-                <w:szCs w:val="18"/>
-              </w:rPr>
-              <w:t>3</w:t>
+              <w:t>4.6</w:t>
             </w:r>
           </w:p>
         </w:tc>
         <w:tc>
           <w:tcPr>
             <w:tcW w:w="4955" w:type="dxa"/>
-            <w:shd w:val="clear" w:color="auto" w:fill="auto"/>
           </w:tcPr>
           <w:p>
             <w:pPr>
               <w:widowControl/>
               <w:ind w:leftChars="0" w:left="0" w:firstLineChars="0" w:firstLine="0"/>
               <w:jc w:val="left"/>
+              <w:rPr>
+                <w:rFonts w:asciiTheme="minorEastAsia" w:eastAsiaTheme="minorEastAsia" w:hAnsiTheme="minorEastAsia" w:cs="Segoe UI"/>
+                <w:kern w:val="0"/>
+                <w:sz w:val="18"/>
+                <w:szCs w:val="18"/>
+              </w:rPr>
+            </w:pPr>
+            <w:r>
               <w:rPr>
                 <w:rFonts w:asciiTheme="minorEastAsia" w:eastAsiaTheme="minorEastAsia" w:hAnsiTheme="minorEastAsia" w:cs="Segoe UI" w:hint="eastAsia"/>
                 <w:kern w:val="0"/>
                 <w:sz w:val="18"/>
                 <w:szCs w:val="18"/>
               </w:rPr>
+              <w:t>期間の長（日数、月数、年数）さを追加</w:t>
+            </w:r>
+          </w:p>
+        </w:tc>
+      </w:tr>
+      <w:tr>
+        <w:tc>
+          <w:tcPr>
+            <w:tcW w:w="1980" w:type="dxa"/>
+          </w:tcPr>
+          <w:p>
+            <w:pPr>
+              <w:pStyle w:val="aff4"/>
+              <w:jc w:val="left"/>
+              <w:rPr>
+                <w:rFonts w:asciiTheme="minorEastAsia" w:eastAsiaTheme="minorEastAsia" w:hAnsiTheme="minorEastAsia"/>
+                <w:sz w:val="18"/>
+                <w:szCs w:val="18"/>
+              </w:rPr>
+            </w:pPr>
+            <w:r>
+              <w:rPr>
+                <w:rFonts w:asciiTheme="minorEastAsia" w:eastAsiaTheme="minorEastAsia" w:hAnsiTheme="minorEastAsia" w:hint="eastAsia"/>
+                <w:sz w:val="18"/>
+                <w:szCs w:val="18"/>
+              </w:rPr>
+              <w:t>2023年3月3</w:t>
+            </w:r>
+            <w:r>
+              <w:rPr>
+                <w:rFonts w:asciiTheme="minorEastAsia" w:eastAsiaTheme="minorEastAsia" w:hAnsiTheme="minorEastAsia"/>
+                <w:sz w:val="18"/>
+                <w:szCs w:val="18"/>
+              </w:rPr>
+              <w:t>1</w:t>
+            </w:r>
+            <w:r>
+              <w:rPr>
+                <w:rFonts w:asciiTheme="minorEastAsia" w:eastAsiaTheme="minorEastAsia" w:hAnsiTheme="minorEastAsia" w:hint="eastAsia"/>
+                <w:sz w:val="18"/>
+                <w:szCs w:val="18"/>
+              </w:rPr>
+              <w:t>日</w:t>
+            </w:r>
+          </w:p>
+        </w:tc>
+        <w:tc>
+          <w:tcPr>
+            <w:tcW w:w="1559" w:type="dxa"/>
+          </w:tcPr>
+          <w:p>
+            <w:pPr>
+              <w:pStyle w:val="aff4"/>
+              <w:rPr>
+                <w:rFonts w:asciiTheme="minorEastAsia" w:eastAsiaTheme="minorEastAsia" w:hAnsiTheme="minorEastAsia"/>
+                <w:sz w:val="18"/>
+                <w:szCs w:val="18"/>
+              </w:rPr>
+            </w:pPr>
+            <w:r>
+              <w:rPr>
+                <w:rFonts w:asciiTheme="minorEastAsia" w:eastAsiaTheme="minorEastAsia" w:hAnsiTheme="minorEastAsia" w:hint="eastAsia"/>
+                <w:sz w:val="18"/>
+                <w:szCs w:val="18"/>
+              </w:rPr>
+              <w:t>6</w:t>
+            </w:r>
+            <w:r>
+              <w:rPr>
+                <w:rFonts w:asciiTheme="minorEastAsia" w:eastAsiaTheme="minorEastAsia" w:hAnsiTheme="minorEastAsia"/>
+                <w:sz w:val="18"/>
+                <w:szCs w:val="18"/>
+              </w:rPr>
+              <w:t>.</w:t>
+            </w:r>
+            <w:r>
+              <w:rPr>
+                <w:rFonts w:asciiTheme="minorEastAsia" w:eastAsiaTheme="minorEastAsia" w:hAnsiTheme="minorEastAsia" w:hint="eastAsia"/>
+                <w:sz w:val="18"/>
+                <w:szCs w:val="18"/>
+              </w:rPr>
+              <w:t>3</w:t>
+            </w:r>
+          </w:p>
+        </w:tc>
+        <w:tc>
+          <w:tcPr>
+            <w:tcW w:w="4955" w:type="dxa"/>
+          </w:tcPr>
+          <w:p>
+            <w:pPr>
+              <w:widowControl/>
+              <w:ind w:leftChars="0" w:left="0" w:firstLineChars="0" w:firstLine="0"/>
+              <w:jc w:val="left"/>
+              <w:rPr>
+                <w:rFonts w:asciiTheme="minorEastAsia" w:eastAsiaTheme="minorEastAsia" w:hAnsiTheme="minorEastAsia" w:cs="Segoe UI"/>
+                <w:kern w:val="0"/>
+                <w:sz w:val="18"/>
+                <w:szCs w:val="18"/>
+              </w:rPr>
             </w:pPr>
             <w:r>
               <w:rPr>
@@ -10120,8 +10650,99 @@
                 <w:sz w:val="18"/>
                 <w:szCs w:val="18"/>
               </w:rPr>
-              <w:t>旬</w:t>
-            </w:r>
+              <w:t>旬コードを住基ネットに合わせて変更。</w:t>
+            </w:r>
+          </w:p>
+        </w:tc>
+      </w:tr>
+      <w:tr>
+        <w:tc>
+          <w:tcPr>
+            <w:tcW w:w="1980" w:type="dxa"/>
+          </w:tcPr>
+          <w:p>
+            <w:pPr>
+              <w:pStyle w:val="aff4"/>
+              <w:jc w:val="left"/>
+              <w:rPr>
+                <w:rFonts w:asciiTheme="minorEastAsia" w:eastAsiaTheme="minorEastAsia" w:hAnsiTheme="minorEastAsia"/>
+                <w:sz w:val="18"/>
+                <w:szCs w:val="18"/>
+              </w:rPr>
+            </w:pPr>
+            <w:r>
+              <w:rPr>
+                <w:rFonts w:asciiTheme="minorEastAsia" w:eastAsiaTheme="minorEastAsia" w:hAnsiTheme="minorEastAsia" w:hint="eastAsia"/>
+                <w:sz w:val="18"/>
+                <w:szCs w:val="18"/>
+              </w:rPr>
+              <w:t>2023年2月2</w:t>
+            </w:r>
+            <w:r>
+              <w:rPr>
+                <w:rFonts w:asciiTheme="minorEastAsia" w:eastAsiaTheme="minorEastAsia" w:hAnsiTheme="minorEastAsia"/>
+                <w:sz w:val="18"/>
+                <w:szCs w:val="18"/>
+              </w:rPr>
+              <w:t>8</w:t>
+            </w:r>
+            <w:r>
+              <w:rPr>
+                <w:rFonts w:asciiTheme="minorEastAsia" w:eastAsiaTheme="minorEastAsia" w:hAnsiTheme="minorEastAsia" w:hint="eastAsia"/>
+                <w:sz w:val="18"/>
+                <w:szCs w:val="18"/>
+              </w:rPr>
+              <w:t>日</w:t>
+            </w:r>
+          </w:p>
+        </w:tc>
+        <w:tc>
+          <w:tcPr>
+            <w:tcW w:w="1559" w:type="dxa"/>
+          </w:tcPr>
+          <w:p>
+            <w:pPr>
+              <w:pStyle w:val="aff4"/>
+              <w:rPr>
+                <w:rFonts w:asciiTheme="minorEastAsia" w:eastAsiaTheme="minorEastAsia" w:hAnsiTheme="minorEastAsia"/>
+                <w:sz w:val="18"/>
+                <w:szCs w:val="18"/>
+              </w:rPr>
+            </w:pPr>
+            <w:r>
+              <w:rPr>
+                <w:rFonts w:asciiTheme="minorEastAsia" w:eastAsiaTheme="minorEastAsia" w:hAnsiTheme="minorEastAsia" w:hint="eastAsia"/>
+                <w:sz w:val="18"/>
+                <w:szCs w:val="18"/>
+              </w:rPr>
+              <w:t>6</w:t>
+            </w:r>
+            <w:r>
+              <w:rPr>
+                <w:rFonts w:asciiTheme="minorEastAsia" w:eastAsiaTheme="minorEastAsia" w:hAnsiTheme="minorEastAsia"/>
+                <w:sz w:val="18"/>
+                <w:szCs w:val="18"/>
+              </w:rPr>
+              <w:t>.2,8.4</w:t>
+            </w:r>
+          </w:p>
+        </w:tc>
+        <w:tc>
+          <w:tcPr>
+            <w:tcW w:w="4955" w:type="dxa"/>
+          </w:tcPr>
+          <w:p>
+            <w:pPr>
+              <w:widowControl/>
+              <w:ind w:leftChars="0" w:left="0" w:firstLineChars="0" w:firstLine="0"/>
+              <w:jc w:val="left"/>
+              <w:rPr>
+                <w:rFonts w:asciiTheme="minorEastAsia" w:eastAsiaTheme="minorEastAsia" w:hAnsiTheme="minorEastAsia" w:cs="Segoe UI"/>
+                <w:kern w:val="0"/>
+                <w:sz w:val="18"/>
+                <w:szCs w:val="18"/>
+              </w:rPr>
+            </w:pPr>
             <w:r>
               <w:rPr>
                 <w:rFonts w:asciiTheme="minorEastAsia" w:eastAsiaTheme="minorEastAsia" w:hAnsiTheme="minorEastAsia" w:cs="Segoe UI" w:hint="eastAsia"/>
@@ -10129,102 +10750,17 @@
                 <w:sz w:val="18"/>
                 <w:szCs w:val="18"/>
               </w:rPr>
-              <w:t>コードを住基ネットに合わせて変更。</w:t>
-            </w:r>
-          </w:p>
-        </w:tc>
-      </w:tr>
-      <w:tr>
-        <w:tc>
-          <w:tcPr>
-            <w:tcW w:w="1980" w:type="dxa"/>
-            <w:shd w:val="clear" w:color="auto" w:fill="auto"/>
-          </w:tcPr>
-          <w:p>
-            <w:pPr>
-              <w:pStyle w:val="aff4"/>
-              <w:jc w:val="left"/>
-              <w:rPr>
-                <w:rFonts w:asciiTheme="minorEastAsia" w:eastAsiaTheme="minorEastAsia" w:hAnsiTheme="minorEastAsia"/>
-                <w:sz w:val="18"/>
-                <w:szCs w:val="18"/>
-              </w:rPr>
-            </w:pPr>
-            <w:r>
-              <w:rPr>
-                <w:rFonts w:asciiTheme="minorEastAsia" w:eastAsiaTheme="minorEastAsia" w:hAnsiTheme="minorEastAsia" w:hint="eastAsia"/>
-                <w:sz w:val="18"/>
-                <w:szCs w:val="18"/>
-              </w:rPr>
-              <w:t>2023年2月2</w:t>
-            </w:r>
-            <w:r>
-              <w:rPr>
-                <w:rFonts w:asciiTheme="minorEastAsia" w:eastAsiaTheme="minorEastAsia" w:hAnsiTheme="minorEastAsia"/>
-                <w:sz w:val="18"/>
-                <w:szCs w:val="18"/>
-              </w:rPr>
-              <w:t>8</w:t>
-            </w:r>
-            <w:r>
-              <w:rPr>
-                <w:rFonts w:asciiTheme="minorEastAsia" w:eastAsiaTheme="minorEastAsia" w:hAnsiTheme="minorEastAsia" w:hint="eastAsia"/>
-                <w:sz w:val="18"/>
-                <w:szCs w:val="18"/>
-              </w:rPr>
-              <w:t>日</w:t>
-            </w:r>
-          </w:p>
-        </w:tc>
-        <w:tc>
-          <w:tcPr>
-            <w:tcW w:w="1559" w:type="dxa"/>
-            <w:shd w:val="clear" w:color="auto" w:fill="auto"/>
-          </w:tcPr>
-          <w:p>
-            <w:pPr>
-              <w:pStyle w:val="aff4"/>
-              <w:rPr>
-                <w:rFonts w:asciiTheme="minorEastAsia" w:eastAsiaTheme="minorEastAsia" w:hAnsiTheme="minorEastAsia"/>
-                <w:sz w:val="18"/>
-                <w:szCs w:val="18"/>
-              </w:rPr>
-            </w:pPr>
-            <w:r>
-              <w:rPr>
-                <w:rFonts w:asciiTheme="minorEastAsia" w:eastAsiaTheme="minorEastAsia" w:hAnsiTheme="minorEastAsia" w:hint="eastAsia"/>
-                <w:sz w:val="18"/>
-                <w:szCs w:val="18"/>
-              </w:rPr>
-              <w:t>6</w:t>
-            </w:r>
-            <w:r>
-              <w:rPr>
-                <w:rFonts w:asciiTheme="minorEastAsia" w:eastAsiaTheme="minorEastAsia" w:hAnsiTheme="minorEastAsia"/>
-                <w:sz w:val="18"/>
-                <w:szCs w:val="18"/>
-              </w:rPr>
-              <w:t>.2,8.4</w:t>
-            </w:r>
-          </w:p>
-        </w:tc>
-        <w:tc>
-          <w:tcPr>
-            <w:tcW w:w="4955" w:type="dxa"/>
-            <w:shd w:val="clear" w:color="auto" w:fill="auto"/>
-          </w:tcPr>
-          <w:p>
-            <w:pPr>
-              <w:widowControl/>
-              <w:ind w:leftChars="0" w:left="0" w:firstLineChars="0" w:firstLine="0"/>
-              <w:jc w:val="left"/>
+              <w:t>季節コードを住基ネットに合わせて変更。不詳日のコードの考え方を</w:t>
+            </w:r>
+            <w:r>
               <w:rPr>
                 <w:rFonts w:asciiTheme="minorEastAsia" w:eastAsiaTheme="minorEastAsia" w:hAnsiTheme="minorEastAsia" w:cs="Segoe UI"/>
                 <w:kern w:val="0"/>
                 <w:sz w:val="18"/>
                 <w:szCs w:val="18"/>
               </w:rPr>
-            </w:pPr>
+              <w:t>追記</w:t>
+            </w:r>
             <w:r>
               <w:rPr>
                 <w:rFonts w:asciiTheme="minorEastAsia" w:eastAsiaTheme="minorEastAsia" w:hAnsiTheme="minorEastAsia" w:cs="Segoe UI" w:hint="eastAsia"/>
@@ -10232,24 +10768,6 @@
                 <w:sz w:val="18"/>
                 <w:szCs w:val="18"/>
               </w:rPr>
-              <w:t>季節コードを住基ネットに合わせて変更。不詳日のコードの考え方を</w:t>
-            </w:r>
-            <w:r>
-              <w:rPr>
-                <w:rFonts w:asciiTheme="minorEastAsia" w:eastAsiaTheme="minorEastAsia" w:hAnsiTheme="minorEastAsia" w:cs="Segoe UI"/>
-                <w:kern w:val="0"/>
-                <w:sz w:val="18"/>
-                <w:szCs w:val="18"/>
-              </w:rPr>
-              <w:t>追記</w:t>
-            </w:r>
-            <w:r>
-              <w:rPr>
-                <w:rFonts w:asciiTheme="minorEastAsia" w:eastAsiaTheme="minorEastAsia" w:hAnsiTheme="minorEastAsia" w:cs="Segoe UI" w:hint="eastAsia"/>
-                <w:kern w:val="0"/>
-                <w:sz w:val="18"/>
-                <w:szCs w:val="18"/>
-              </w:rPr>
               <w:t>。</w:t>
             </w:r>
           </w:p>
@@ -10259,7 +10777,6 @@
         <w:tc>
           <w:tcPr>
             <w:tcW w:w="1980" w:type="dxa"/>
-            <w:shd w:val="clear" w:color="auto" w:fill="auto"/>
           </w:tcPr>
           <w:p>
             <w:pPr>
@@ -10316,7 +10833,6 @@
         <w:tc>
           <w:tcPr>
             <w:tcW w:w="1559" w:type="dxa"/>
-            <w:shd w:val="clear" w:color="auto" w:fill="auto"/>
           </w:tcPr>
           <w:p>
             <w:pPr>
@@ -10349,7 +10865,6 @@
         <w:tc>
           <w:tcPr>
             <w:tcW w:w="4955" w:type="dxa"/>
-            <w:shd w:val="clear" w:color="auto" w:fill="auto"/>
           </w:tcPr>
           <w:p>
             <w:pPr>
@@ -10424,7 +10939,6 @@
         <w:tc>
           <w:tcPr>
             <w:tcW w:w="1980" w:type="dxa"/>
-            <w:shd w:val="clear" w:color="auto" w:fill="auto"/>
           </w:tcPr>
           <w:p>
             <w:pPr>
@@ -10448,7 +10962,6 @@
         <w:tc>
           <w:tcPr>
             <w:tcW w:w="1559" w:type="dxa"/>
-            <w:shd w:val="clear" w:color="auto" w:fill="auto"/>
           </w:tcPr>
           <w:p>
             <w:pPr>
@@ -10513,7 +11026,28 @@
               </w:rPr>
               <w:t>P5</w:t>
             </w:r>
-          </w:p>
+            <w:r>
+              <w:rPr>
+                <w:rFonts w:asciiTheme="minorEastAsia" w:eastAsiaTheme="minorEastAsia" w:hAnsiTheme="minorEastAsia" w:hint="eastAsia"/>
+                <w:sz w:val="18"/>
+                <w:szCs w:val="18"/>
+              </w:rPr>
+              <w:t>、</w:t>
+            </w:r>
+            <w:r>
+              <w:rPr>
+                <w:rFonts w:asciiTheme="minorEastAsia" w:eastAsiaTheme="minorEastAsia" w:hAnsiTheme="minorEastAsia" w:hint="eastAsia"/>
+                <w:sz w:val="18"/>
+                <w:szCs w:val="18"/>
+              </w:rPr>
+              <w:t>P6</w:t>
+            </w:r>
+          </w:p>
+        </w:tc>
+        <w:tc>
+          <w:tcPr>
+            <w:tcW w:w="4955" w:type="dxa"/>
+          </w:tcPr>
           <w:p>
             <w:pPr>
               <w:pStyle w:val="aff4"/>
@@ -10529,15 +11063,9 @@
                 <w:sz w:val="18"/>
                 <w:szCs w:val="18"/>
               </w:rPr>
-              <w:t>P6</w:t>
-            </w:r>
-          </w:p>
-        </w:tc>
-        <w:tc>
-          <w:tcPr>
-            <w:tcW w:w="4955" w:type="dxa"/>
-            <w:shd w:val="clear" w:color="auto" w:fill="auto"/>
-          </w:tcPr>
+              <w:t>特定日、繰り返しのスケジュール記述方法の追加</w:t>
+            </w:r>
+          </w:p>
           <w:p>
             <w:pPr>
               <w:pStyle w:val="aff4"/>
@@ -10553,7 +11081,7 @@
                 <w:sz w:val="18"/>
                 <w:szCs w:val="18"/>
               </w:rPr>
-              <w:t>特定日、繰り返しのスケジュール記述方法の追加</w:t>
+              <w:t>経過、所要時間を追加</w:t>
             </w:r>
           </w:p>
           <w:p>
@@ -10571,7 +11099,7 @@
                 <w:sz w:val="18"/>
                 <w:szCs w:val="18"/>
               </w:rPr>
-              <w:t>経過、所要時間を追加</w:t>
+              <w:t>月コードの月名の表記方法を補足</w:t>
             </w:r>
           </w:p>
           <w:p>
@@ -10589,9 +11117,16 @@
                 <w:sz w:val="18"/>
                 <w:szCs w:val="18"/>
               </w:rPr>
-              <w:t>月コードの月名の表記方法を補足</w:t>
-            </w:r>
-          </w:p>
+              <w:t>季節コードの誤記修正</w:t>
+            </w:r>
+          </w:p>
+        </w:tc>
+      </w:tr>
+      <w:tr>
+        <w:tc>
+          <w:tcPr>
+            <w:tcW w:w="1980" w:type="dxa"/>
+          </w:tcPr>
           <w:p>
             <w:pPr>
               <w:pStyle w:val="aff4"/>
@@ -10607,15 +11142,13 @@
                 <w:sz w:val="18"/>
                 <w:szCs w:val="18"/>
               </w:rPr>
-              <w:t>季節コードの誤記修正</w:t>
-            </w:r>
-          </w:p>
-        </w:tc>
-      </w:tr>
-      <w:tr>
-        <w:tc>
-          <w:tcPr>
-            <w:tcW w:w="1980" w:type="dxa"/>
+              <w:t>2020年5月14日</w:t>
+            </w:r>
+          </w:p>
+        </w:tc>
+        <w:tc>
+          <w:tcPr>
+            <w:tcW w:w="1559" w:type="dxa"/>
           </w:tcPr>
           <w:p>
             <w:pPr>
@@ -10632,14 +11165,9 @@
                 <w:sz w:val="18"/>
                 <w:szCs w:val="18"/>
               </w:rPr>
-              <w:t>2020年5月14日</w:t>
-            </w:r>
-          </w:p>
-        </w:tc>
-        <w:tc>
-          <w:tcPr>
-            <w:tcW w:w="1559" w:type="dxa"/>
-          </w:tcPr>
+              <w:t>P1</w:t>
+            </w:r>
+          </w:p>
           <w:p>
             <w:pPr>
               <w:pStyle w:val="aff4"/>
@@ -10655,7 +11183,7 @@
                 <w:sz w:val="18"/>
                 <w:szCs w:val="18"/>
               </w:rPr>
-              <w:t>P1</w:t>
+              <w:t>P3</w:t>
             </w:r>
           </w:p>
           <w:p>
@@ -10673,9 +11201,14 @@
                 <w:sz w:val="18"/>
                 <w:szCs w:val="18"/>
               </w:rPr>
-              <w:t>P3</w:t>
-            </w:r>
-          </w:p>
+              <w:t>P5</w:t>
+            </w:r>
+          </w:p>
+        </w:tc>
+        <w:tc>
+          <w:tcPr>
+            <w:tcW w:w="4955" w:type="dxa"/>
+          </w:tcPr>
           <w:p>
             <w:pPr>
               <w:pStyle w:val="aff4"/>
@@ -10691,14 +11224,9 @@
                 <w:sz w:val="18"/>
                 <w:szCs w:val="18"/>
               </w:rPr>
-              <w:t>P5</w:t>
-            </w:r>
-          </w:p>
-        </w:tc>
-        <w:tc>
-          <w:tcPr>
-            <w:tcW w:w="4955" w:type="dxa"/>
-          </w:tcPr>
+              <w:t>エクセルについての注記を削除</w:t>
+            </w:r>
+          </w:p>
           <w:p>
             <w:pPr>
               <w:pStyle w:val="aff4"/>
@@ -10714,7 +11242,7 @@
                 <w:sz w:val="18"/>
                 <w:szCs w:val="18"/>
               </w:rPr>
-              <w:t>エクセルについての注記を削除</w:t>
+              <w:t>時間帯等コードの追加</w:t>
             </w:r>
           </w:p>
           <w:p>
@@ -10732,9 +11260,16 @@
                 <w:sz w:val="18"/>
                 <w:szCs w:val="18"/>
               </w:rPr>
-              <w:t>時間帯等コードの追加</w:t>
-            </w:r>
-          </w:p>
+              <w:t>季節、旬コードの追加</w:t>
+            </w:r>
+          </w:p>
+        </w:tc>
+      </w:tr>
+      <w:tr>
+        <w:tc>
+          <w:tcPr>
+            <w:tcW w:w="1980" w:type="dxa"/>
+          </w:tcPr>
           <w:p>
             <w:pPr>
               <w:pStyle w:val="aff4"/>
@@ -10750,32 +11285,23 @@
                 <w:sz w:val="18"/>
                 <w:szCs w:val="18"/>
               </w:rPr>
-              <w:t>季節、旬コードの追加</w:t>
-            </w:r>
-          </w:p>
-        </w:tc>
-      </w:tr>
-      <w:tr>
-        <w:tc>
-          <w:tcPr>
-            <w:tcW w:w="1980" w:type="dxa"/>
-          </w:tcPr>
-          <w:p>
-            <w:pPr>
-              <w:pStyle w:val="aff4"/>
+              <w:t>201</w:t>
+            </w:r>
+            <w:r>
               <w:rPr>
                 <w:rFonts w:asciiTheme="minorEastAsia" w:eastAsiaTheme="minorEastAsia" w:hAnsiTheme="minorEastAsia"/>
                 <w:sz w:val="18"/>
                 <w:szCs w:val="18"/>
               </w:rPr>
-            </w:pPr>
+              <w:t>9</w:t>
+            </w:r>
             <w:r>
               <w:rPr>
                 <w:rFonts w:asciiTheme="minorEastAsia" w:eastAsiaTheme="minorEastAsia" w:hAnsiTheme="minorEastAsia" w:hint="eastAsia"/>
                 <w:sz w:val="18"/>
                 <w:szCs w:val="18"/>
               </w:rPr>
-              <w:t>201</w:t>
+              <w:t>年</w:t>
             </w:r>
             <w:r>
               <w:rPr>
@@ -10783,7 +11309,7 @@
                 <w:sz w:val="18"/>
                 <w:szCs w:val="18"/>
               </w:rPr>
-              <w:t>9</w:t>
+              <w:t>3</w:t>
             </w:r>
             <w:r>
               <w:rPr>
@@ -10791,7 +11317,7 @@
                 <w:sz w:val="18"/>
                 <w:szCs w:val="18"/>
               </w:rPr>
-              <w:t>年</w:t>
+              <w:t>月</w:t>
             </w:r>
             <w:r>
               <w:rPr>
@@ -10799,7 +11325,7 @@
                 <w:sz w:val="18"/>
                 <w:szCs w:val="18"/>
               </w:rPr>
-              <w:t>3</w:t>
+              <w:t>28</w:t>
             </w:r>
             <w:r>
               <w:rPr>
@@ -10807,29 +11333,36 @@
                 <w:sz w:val="18"/>
                 <w:szCs w:val="18"/>
               </w:rPr>
-              <w:t>月</w:t>
-            </w:r>
-            <w:r>
+              <w:t>日</w:t>
+            </w:r>
+          </w:p>
+        </w:tc>
+        <w:tc>
+          <w:tcPr>
+            <w:tcW w:w="1559" w:type="dxa"/>
+          </w:tcPr>
+          <w:p>
+            <w:pPr>
+              <w:pStyle w:val="aff4"/>
               <w:rPr>
                 <w:rFonts w:asciiTheme="minorEastAsia" w:eastAsiaTheme="minorEastAsia" w:hAnsiTheme="minorEastAsia"/>
                 <w:sz w:val="18"/>
                 <w:szCs w:val="18"/>
               </w:rPr>
-              <w:t>28</w:t>
-            </w:r>
+            </w:pPr>
             <w:r>
               <w:rPr>
                 <w:rFonts w:asciiTheme="minorEastAsia" w:eastAsiaTheme="minorEastAsia" w:hAnsiTheme="minorEastAsia" w:hint="eastAsia"/>
                 <w:sz w:val="18"/>
                 <w:szCs w:val="18"/>
               </w:rPr>
-              <w:t>日</w:t>
-            </w:r>
-          </w:p>
-        </w:tc>
-        <w:tc>
-          <w:tcPr>
-            <w:tcW w:w="1559" w:type="dxa"/>
+              <w:t>-</w:t>
+            </w:r>
+          </w:p>
+        </w:tc>
+        <w:tc>
+          <w:tcPr>
+            <w:tcW w:w="4955" w:type="dxa"/>
           </w:tcPr>
           <w:p>
             <w:pPr>
@@ -10846,13 +11379,15 @@
                 <w:sz w:val="18"/>
                 <w:szCs w:val="18"/>
               </w:rPr>
-              <w:t>-</w:t>
-            </w:r>
-          </w:p>
-        </w:tc>
-        <w:tc>
-          <w:tcPr>
-            <w:tcW w:w="4955" w:type="dxa"/>
+              <w:t>初版決定</w:t>
+            </w:r>
+          </w:p>
+        </w:tc>
+      </w:tr>
+      <w:tr>
+        <w:tc>
+          <w:tcPr>
+            <w:tcW w:w="1980" w:type="dxa"/>
           </w:tcPr>
           <w:p>
             <w:pPr>
@@ -10869,32 +11404,23 @@
                 <w:sz w:val="18"/>
                 <w:szCs w:val="18"/>
               </w:rPr>
-              <w:t>初版決定</w:t>
-            </w:r>
-          </w:p>
-        </w:tc>
-      </w:tr>
-      <w:tr>
-        <w:tc>
-          <w:tcPr>
-            <w:tcW w:w="1980" w:type="dxa"/>
-          </w:tcPr>
-          <w:p>
-            <w:pPr>
-              <w:pStyle w:val="aff4"/>
+              <w:t>201</w:t>
+            </w:r>
+            <w:r>
               <w:rPr>
                 <w:rFonts w:asciiTheme="minorEastAsia" w:eastAsiaTheme="minorEastAsia" w:hAnsiTheme="minorEastAsia"/>
                 <w:sz w:val="18"/>
                 <w:szCs w:val="18"/>
               </w:rPr>
-            </w:pPr>
+              <w:t>7</w:t>
+            </w:r>
             <w:r>
               <w:rPr>
                 <w:rFonts w:asciiTheme="minorEastAsia" w:eastAsiaTheme="minorEastAsia" w:hAnsiTheme="minorEastAsia" w:hint="eastAsia"/>
                 <w:sz w:val="18"/>
                 <w:szCs w:val="18"/>
               </w:rPr>
-              <w:t>201</w:t>
+              <w:t>年</w:t>
             </w:r>
             <w:r>
               <w:rPr>
@@ -10902,7 +11428,7 @@
                 <w:sz w:val="18"/>
                 <w:szCs w:val="18"/>
               </w:rPr>
-              <w:t>7</w:t>
+              <w:t>12</w:t>
             </w:r>
             <w:r>
               <w:rPr>
@@ -10910,7 +11436,7 @@
                 <w:sz w:val="18"/>
                 <w:szCs w:val="18"/>
               </w:rPr>
-              <w:t>年</w:t>
+              <w:t>月</w:t>
             </w:r>
             <w:r>
               <w:rPr>
@@ -10918,7 +11444,7 @@
                 <w:sz w:val="18"/>
                 <w:szCs w:val="18"/>
               </w:rPr>
-              <w:t>12</w:t>
+              <w:t>7</w:t>
             </w:r>
             <w:r>
               <w:rPr>
@@ -10926,29 +11452,36 @@
                 <w:sz w:val="18"/>
                 <w:szCs w:val="18"/>
               </w:rPr>
-              <w:t>月</w:t>
-            </w:r>
-            <w:r>
+              <w:t>日</w:t>
+            </w:r>
+          </w:p>
+        </w:tc>
+        <w:tc>
+          <w:tcPr>
+            <w:tcW w:w="1559" w:type="dxa"/>
+          </w:tcPr>
+          <w:p>
+            <w:pPr>
+              <w:pStyle w:val="aff4"/>
               <w:rPr>
                 <w:rFonts w:asciiTheme="minorEastAsia" w:eastAsiaTheme="minorEastAsia" w:hAnsiTheme="minorEastAsia"/>
                 <w:sz w:val="18"/>
                 <w:szCs w:val="18"/>
               </w:rPr>
-              <w:t>7</w:t>
-            </w:r>
+            </w:pPr>
             <w:r>
               <w:rPr>
                 <w:rFonts w:asciiTheme="minorEastAsia" w:eastAsiaTheme="minorEastAsia" w:hAnsiTheme="minorEastAsia" w:hint="eastAsia"/>
                 <w:sz w:val="18"/>
                 <w:szCs w:val="18"/>
               </w:rPr>
-              <w:t>日</w:t>
-            </w:r>
-          </w:p>
-        </w:tc>
-        <w:tc>
-          <w:tcPr>
-            <w:tcW w:w="1559" w:type="dxa"/>
+              <w:t>-</w:t>
+            </w:r>
+          </w:p>
+        </w:tc>
+        <w:tc>
+          <w:tcPr>
+            <w:tcW w:w="4955" w:type="dxa"/>
           </w:tcPr>
           <w:p>
             <w:pPr>
@@ -10965,29 +11498,6 @@
                 <w:sz w:val="18"/>
                 <w:szCs w:val="18"/>
               </w:rPr>
-              <w:t>-</w:t>
-            </w:r>
-          </w:p>
-        </w:tc>
-        <w:tc>
-          <w:tcPr>
-            <w:tcW w:w="4955" w:type="dxa"/>
-          </w:tcPr>
-          <w:p>
-            <w:pPr>
-              <w:pStyle w:val="aff4"/>
-              <w:rPr>
-                <w:rFonts w:asciiTheme="minorEastAsia" w:eastAsiaTheme="minorEastAsia" w:hAnsiTheme="minorEastAsia"/>
-                <w:sz w:val="18"/>
-                <w:szCs w:val="18"/>
-              </w:rPr>
-            </w:pPr>
-            <w:r>
-              <w:rPr>
-                <w:rFonts w:asciiTheme="minorEastAsia" w:eastAsiaTheme="minorEastAsia" w:hAnsiTheme="minorEastAsia" w:hint="eastAsia"/>
-                <w:sz w:val="18"/>
-                <w:szCs w:val="18"/>
-              </w:rPr>
               <w:t>α版公開</w:t>
             </w:r>
           </w:p>
@@ -11001,7 +11511,7 @@
       </w:pPr>
     </w:p>
     <w:sectPr>
-      <w:footerReference w:type="default" r:id="rId11"/>
+      <w:footerReference w:type="default" r:id="rId8"/>
       <w:pgSz w:w="11906" w:h="16838" w:code="9"/>
       <w:pgMar w:top="1985" w:right="1701" w:bottom="1701" w:left="1701" w:header="851" w:footer="992" w:gutter="0"/>
       <w:cols w:space="425"/>
@@ -11012,7 +11522,7 @@
 </file>
 
 <file path=word/endnotes.xml><?xml version="1.0" encoding="utf-8"?>
-<w:endnotes xmlns:wpc="http://schemas.microsoft.com/office/word/2010/wordprocessingCanvas" xmlns:cx="http://schemas.microsoft.com/office/drawing/2014/chartex" xmlns:cx1="http://schemas.microsoft.com/office/drawing/2015/9/8/chartex" xmlns:cx2="http://schemas.microsoft.com/office/drawing/2015/10/21/chartex" xmlns:cx3="http://schemas.microsoft.com/office/drawing/2016/5/9/chartex" xmlns:cx4="http://schemas.microsoft.com/office/drawing/2016/5/10/chartex" xmlns:cx5="http://schemas.microsoft.com/office/drawing/2016/5/11/chartex" xmlns:cx6="http://schemas.microsoft.com/office/drawing/2016/5/12/chartex" xmlns:cx7="http://schemas.microsoft.com/office/drawing/2016/5/13/chartex" xmlns:cx8="http://schemas.microsoft.com/office/drawing/2016/5/14/chartex" xmlns:mc="http://schemas.openxmlformats.org/markup-compatibility/2006" xmlns:aink="http://schemas.microsoft.com/office/drawing/2016/ink" xmlns:am3d="http://schemas.microsoft.com/office/drawing/2017/model3d" xmlns:o="urn:schemas-microsoft-com:office:office" xmlns:oel="http://schemas.microsoft.com/office/2019/extlst" xmlns:r="http://schemas.openxmlformats.org/officeDocument/2006/relationships" xmlns:m="http://schemas.openxmlformats.org/officeDocument/2006/math" xmlns:v="urn:schemas-microsoft-com:vml" xmlns:wp14="http://schemas.microsoft.com/office/word/2010/wordprocessingDrawing" xmlns:wp="http://schemas.openxmlformats.org/drawingml/2006/wordprocessingDrawing" xmlns:w10="urn:schemas-microsoft-com:office:word" xmlns:w="http://schemas.openxmlformats.org/wordprocessingml/2006/main" xmlns:w14="http://schemas.microsoft.com/office/word/2010/wordml" xmlns:w15="http://schemas.microsoft.com/office/word/2012/wordml" xmlns:w16cex="http://schemas.microsoft.com/office/word/2018/wordml/cex" xmlns:w16cid="http://schemas.microsoft.com/office/word/2016/wordml/cid" xmlns:w16="http://schemas.microsoft.com/office/word/2018/wordml" xmlns:w16sdtdh="http://schemas.microsoft.com/office/word/2020/wordml/sdtdatahash" xmlns:w16se="http://schemas.microsoft.com/office/word/2015/wordml/symex" xmlns:wpg="http://schemas.microsoft.com/office/word/2010/wordprocessingGroup" xmlns:wpi="http://schemas.microsoft.com/office/word/2010/wordprocessingInk" xmlns:wne="http://schemas.microsoft.com/office/word/2006/wordml" xmlns:wps="http://schemas.microsoft.com/office/word/2010/wordprocessingShape" mc:Ignorable="w14 w15 w16se w16cid w16 w16cex w16sdtdh wp14">
+<w:endnotes xmlns:wpc="http://schemas.microsoft.com/office/word/2010/wordprocessingCanvas" xmlns:cx="http://schemas.microsoft.com/office/drawing/2014/chartex" xmlns:cx1="http://schemas.microsoft.com/office/drawing/2015/9/8/chartex" xmlns:cx2="http://schemas.microsoft.com/office/drawing/2015/10/21/chartex" xmlns:cx3="http://schemas.microsoft.com/office/drawing/2016/5/9/chartex" xmlns:cx4="http://schemas.microsoft.com/office/drawing/2016/5/10/chartex" xmlns:cx5="http://schemas.microsoft.com/office/drawing/2016/5/11/chartex" xmlns:cx6="http://schemas.microsoft.com/office/drawing/2016/5/12/chartex" xmlns:cx7="http://schemas.microsoft.com/office/drawing/2016/5/13/chartex" xmlns:cx8="http://schemas.microsoft.com/office/drawing/2016/5/14/chartex" xmlns:mc="http://schemas.openxmlformats.org/markup-compatibility/2006" xmlns:aink="http://schemas.microsoft.com/office/drawing/2016/ink" xmlns:am3d="http://schemas.microsoft.com/office/drawing/2017/model3d" xmlns:o="urn:schemas-microsoft-com:office:office" xmlns:oel="http://schemas.microsoft.com/office/2019/extlst" xmlns:r="http://schemas.openxmlformats.org/officeDocument/2006/relationships" xmlns:m="http://schemas.openxmlformats.org/officeDocument/2006/math" xmlns:v="urn:schemas-microsoft-com:vml" xmlns:wp14="http://schemas.microsoft.com/office/word/2010/wordprocessingDrawing" xmlns:wp="http://schemas.openxmlformats.org/drawingml/2006/wordprocessingDrawing" xmlns:w10="urn:schemas-microsoft-com:office:word" xmlns:w="http://schemas.openxmlformats.org/wordprocessingml/2006/main" xmlns:w14="http://schemas.microsoft.com/office/word/2010/wordml" xmlns:w15="http://schemas.microsoft.com/office/word/2012/wordml" xmlns:w16cex="http://schemas.microsoft.com/office/word/2018/wordml/cex" xmlns:w16cid="http://schemas.microsoft.com/office/word/2016/wordml/cid" xmlns:w16="http://schemas.microsoft.com/office/word/2018/wordml" xmlns:w16du="http://schemas.microsoft.com/office/word/2023/wordml/word16du" xmlns:w16sdtdh="http://schemas.microsoft.com/office/word/2020/wordml/sdtdatahash" xmlns:w16sdtfl="http://schemas.microsoft.com/office/word/2024/wordml/sdtformatlock" xmlns:w16se="http://schemas.microsoft.com/office/word/2015/wordml/symex" xmlns:wpg="http://schemas.microsoft.com/office/word/2010/wordprocessingGroup" xmlns:wpi="http://schemas.microsoft.com/office/word/2010/wordprocessingInk" xmlns:wne="http://schemas.microsoft.com/office/word/2006/wordml" xmlns:wps="http://schemas.microsoft.com/office/word/2010/wordprocessingShape" mc:Ignorable="w14 w15 w16se w16cid w16 w16cex w16sdtdh w16sdtfl w16du wp14">
   <w:endnote w:type="separator" w:id="-1">
     <w:p>
       <w:r>
@@ -11034,7 +11544,7 @@
 </file>
 
 <file path=word/footer1.xml><?xml version="1.0" encoding="utf-8"?>
-<w:ftr xmlns:wpc="http://schemas.microsoft.com/office/word/2010/wordprocessingCanvas" xmlns:cx="http://schemas.microsoft.com/office/drawing/2014/chartex" xmlns:cx1="http://schemas.microsoft.com/office/drawing/2015/9/8/chartex" xmlns:cx2="http://schemas.microsoft.com/office/drawing/2015/10/21/chartex" xmlns:cx3="http://schemas.microsoft.com/office/drawing/2016/5/9/chartex" xmlns:cx4="http://schemas.microsoft.com/office/drawing/2016/5/10/chartex" xmlns:cx5="http://schemas.microsoft.com/office/drawing/2016/5/11/chartex" xmlns:cx6="http://schemas.microsoft.com/office/drawing/2016/5/12/chartex" xmlns:cx7="http://schemas.microsoft.com/office/drawing/2016/5/13/chartex" xmlns:cx8="http://schemas.microsoft.com/office/drawing/2016/5/14/chartex" xmlns:mc="http://schemas.openxmlformats.org/markup-compatibility/2006" xmlns:aink="http://schemas.microsoft.com/office/drawing/2016/ink" xmlns:am3d="http://schemas.microsoft.com/office/drawing/2017/model3d" xmlns:o="urn:schemas-microsoft-com:office:office" xmlns:oel="http://schemas.microsoft.com/office/2019/extlst" xmlns:r="http://schemas.openxmlformats.org/officeDocument/2006/relationships" xmlns:m="http://schemas.openxmlformats.org/officeDocument/2006/math" xmlns:v="urn:schemas-microsoft-com:vml" xmlns:wp14="http://schemas.microsoft.com/office/word/2010/wordprocessingDrawing" xmlns:wp="http://schemas.openxmlformats.org/drawingml/2006/wordprocessingDrawing" xmlns:w10="urn:schemas-microsoft-com:office:word" xmlns:w="http://schemas.openxmlformats.org/wordprocessingml/2006/main" xmlns:w14="http://schemas.microsoft.com/office/word/2010/wordml" xmlns:w15="http://schemas.microsoft.com/office/word/2012/wordml" xmlns:w16cex="http://schemas.microsoft.com/office/word/2018/wordml/cex" xmlns:w16cid="http://schemas.microsoft.com/office/word/2016/wordml/cid" xmlns:w16="http://schemas.microsoft.com/office/word/2018/wordml" xmlns:w16sdtdh="http://schemas.microsoft.com/office/word/2020/wordml/sdtdatahash" xmlns:w16se="http://schemas.microsoft.com/office/word/2015/wordml/symex" xmlns:wpg="http://schemas.microsoft.com/office/word/2010/wordprocessingGroup" xmlns:wpi="http://schemas.microsoft.com/office/word/2010/wordprocessingInk" xmlns:wne="http://schemas.microsoft.com/office/word/2006/wordml" xmlns:wps="http://schemas.microsoft.com/office/word/2010/wordprocessingShape" mc:Ignorable="w14 w15 w16se w16cid w16 w16cex w16sdtdh wp14">
+<w:ftr xmlns:wpc="http://schemas.microsoft.com/office/word/2010/wordprocessingCanvas" xmlns:cx="http://schemas.microsoft.com/office/drawing/2014/chartex" xmlns:cx1="http://schemas.microsoft.com/office/drawing/2015/9/8/chartex" xmlns:cx2="http://schemas.microsoft.com/office/drawing/2015/10/21/chartex" xmlns:cx3="http://schemas.microsoft.com/office/drawing/2016/5/9/chartex" xmlns:cx4="http://schemas.microsoft.com/office/drawing/2016/5/10/chartex" xmlns:cx5="http://schemas.microsoft.com/office/drawing/2016/5/11/chartex" xmlns:cx6="http://schemas.microsoft.com/office/drawing/2016/5/12/chartex" xmlns:cx7="http://schemas.microsoft.com/office/drawing/2016/5/13/chartex" xmlns:cx8="http://schemas.microsoft.com/office/drawing/2016/5/14/chartex" xmlns:mc="http://schemas.openxmlformats.org/markup-compatibility/2006" xmlns:aink="http://schemas.microsoft.com/office/drawing/2016/ink" xmlns:am3d="http://schemas.microsoft.com/office/drawing/2017/model3d" xmlns:o="urn:schemas-microsoft-com:office:office" xmlns:oel="http://schemas.microsoft.com/office/2019/extlst" xmlns:r="http://schemas.openxmlformats.org/officeDocument/2006/relationships" xmlns:m="http://schemas.openxmlformats.org/officeDocument/2006/math" xmlns:v="urn:schemas-microsoft-com:vml" xmlns:wp14="http://schemas.microsoft.com/office/word/2010/wordprocessingDrawing" xmlns:wp="http://schemas.openxmlformats.org/drawingml/2006/wordprocessingDrawing" xmlns:w10="urn:schemas-microsoft-com:office:word" xmlns:w="http://schemas.openxmlformats.org/wordprocessingml/2006/main" xmlns:w14="http://schemas.microsoft.com/office/word/2010/wordml" xmlns:w15="http://schemas.microsoft.com/office/word/2012/wordml" xmlns:w16cex="http://schemas.microsoft.com/office/word/2018/wordml/cex" xmlns:w16cid="http://schemas.microsoft.com/office/word/2016/wordml/cid" xmlns:w16="http://schemas.microsoft.com/office/word/2018/wordml" xmlns:w16du="http://schemas.microsoft.com/office/word/2023/wordml/word16du" xmlns:w16sdtdh="http://schemas.microsoft.com/office/word/2020/wordml/sdtdatahash" xmlns:w16sdtfl="http://schemas.microsoft.com/office/word/2024/wordml/sdtformatlock" xmlns:w16se="http://schemas.microsoft.com/office/word/2015/wordml/symex" xmlns:wpg="http://schemas.microsoft.com/office/word/2010/wordprocessingGroup" xmlns:wpi="http://schemas.microsoft.com/office/word/2010/wordprocessingInk" xmlns:wne="http://schemas.microsoft.com/office/word/2006/wordml" xmlns:wps="http://schemas.microsoft.com/office/word/2010/wordprocessingShape" mc:Ignorable="w14 w15 w16se w16cid w16 w16cex w16sdtdh w16sdtfl w16du wp14">
   <w:sdt>
     <w:sdtPr>
       <w:id w:val="256646392"/>
@@ -11043,7 +11553,6 @@
         <w:docPartUnique/>
       </w:docPartObj>
     </w:sdtPr>
-    <w:sdtEndPr/>
     <w:sdtContent>
       <w:p>
         <w:pPr>
@@ -11080,7 +11589,7 @@
 </file>
 
 <file path=word/footnotes.xml><?xml version="1.0" encoding="utf-8"?>
-<w:footnotes xmlns:wpc="http://schemas.microsoft.com/office/word/2010/wordprocessingCanvas" xmlns:cx="http://schemas.microsoft.com/office/drawing/2014/chartex" xmlns:cx1="http://schemas.microsoft.com/office/drawing/2015/9/8/chartex" xmlns:cx2="http://schemas.microsoft.com/office/drawing/2015/10/21/chartex" xmlns:cx3="http://schemas.microsoft.com/office/drawing/2016/5/9/chartex" xmlns:cx4="http://schemas.microsoft.com/office/drawing/2016/5/10/chartex" xmlns:cx5="http://schemas.microsoft.com/office/drawing/2016/5/11/chartex" xmlns:cx6="http://schemas.microsoft.com/office/drawing/2016/5/12/chartex" xmlns:cx7="http://schemas.microsoft.com/office/drawing/2016/5/13/chartex" xmlns:cx8="http://schemas.microsoft.com/office/drawing/2016/5/14/chartex" xmlns:mc="http://schemas.openxmlformats.org/markup-compatibility/2006" xmlns:aink="http://schemas.microsoft.com/office/drawing/2016/ink" xmlns:am3d="http://schemas.microsoft.com/office/drawing/2017/model3d" xmlns:o="urn:schemas-microsoft-com:office:office" xmlns:oel="http://schemas.microsoft.com/office/2019/extlst" xmlns:r="http://schemas.openxmlformats.org/officeDocument/2006/relationships" xmlns:m="http://schemas.openxmlformats.org/officeDocument/2006/math" xmlns:v="urn:schemas-microsoft-com:vml" xmlns:wp14="http://schemas.microsoft.com/office/word/2010/wordprocessingDrawing" xmlns:wp="http://schemas.openxmlformats.org/drawingml/2006/wordprocessingDrawing" xmlns:w10="urn:schemas-microsoft-com:office:word" xmlns:w="http://schemas.openxmlformats.org/wordprocessingml/2006/main" xmlns:w14="http://schemas.microsoft.com/office/word/2010/wordml" xmlns:w15="http://schemas.microsoft.com/office/word/2012/wordml" xmlns:w16cex="http://schemas.microsoft.com/office/word/2018/wordml/cex" xmlns:w16cid="http://schemas.microsoft.com/office/word/2016/wordml/cid" xmlns:w16="http://schemas.microsoft.com/office/word/2018/wordml" xmlns:w16sdtdh="http://schemas.microsoft.com/office/word/2020/wordml/sdtdatahash" xmlns:w16se="http://schemas.microsoft.com/office/word/2015/wordml/symex" xmlns:wpg="http://schemas.microsoft.com/office/word/2010/wordprocessingGroup" xmlns:wpi="http://schemas.microsoft.com/office/word/2010/wordprocessingInk" xmlns:wne="http://schemas.microsoft.com/office/word/2006/wordml" xmlns:wps="http://schemas.microsoft.com/office/word/2010/wordprocessingShape" mc:Ignorable="w14 w15 w16se w16cid w16 w16cex w16sdtdh wp14">
+<w:footnotes xmlns:wpc="http://schemas.microsoft.com/office/word/2010/wordprocessingCanvas" xmlns:cx="http://schemas.microsoft.com/office/drawing/2014/chartex" xmlns:cx1="http://schemas.microsoft.com/office/drawing/2015/9/8/chartex" xmlns:cx2="http://schemas.microsoft.com/office/drawing/2015/10/21/chartex" xmlns:cx3="http://schemas.microsoft.com/office/drawing/2016/5/9/chartex" xmlns:cx4="http://schemas.microsoft.com/office/drawing/2016/5/10/chartex" xmlns:cx5="http://schemas.microsoft.com/office/drawing/2016/5/11/chartex" xmlns:cx6="http://schemas.microsoft.com/office/drawing/2016/5/12/chartex" xmlns:cx7="http://schemas.microsoft.com/office/drawing/2016/5/13/chartex" xmlns:cx8="http://schemas.microsoft.com/office/drawing/2016/5/14/chartex" xmlns:mc="http://schemas.openxmlformats.org/markup-compatibility/2006" xmlns:aink="http://schemas.microsoft.com/office/drawing/2016/ink" xmlns:am3d="http://schemas.microsoft.com/office/drawing/2017/model3d" xmlns:o="urn:schemas-microsoft-com:office:office" xmlns:oel="http://schemas.microsoft.com/office/2019/extlst" xmlns:r="http://schemas.openxmlformats.org/officeDocument/2006/relationships" xmlns:m="http://schemas.openxmlformats.org/officeDocument/2006/math" xmlns:v="urn:schemas-microsoft-com:vml" xmlns:wp14="http://schemas.microsoft.com/office/word/2010/wordprocessingDrawing" xmlns:wp="http://schemas.openxmlformats.org/drawingml/2006/wordprocessingDrawing" xmlns:w10="urn:schemas-microsoft-com:office:word" xmlns:w="http://schemas.openxmlformats.org/wordprocessingml/2006/main" xmlns:w14="http://schemas.microsoft.com/office/word/2010/wordml" xmlns:w15="http://schemas.microsoft.com/office/word/2012/wordml" xmlns:w16cex="http://schemas.microsoft.com/office/word/2018/wordml/cex" xmlns:w16cid="http://schemas.microsoft.com/office/word/2016/wordml/cid" xmlns:w16="http://schemas.microsoft.com/office/word/2018/wordml" xmlns:w16du="http://schemas.microsoft.com/office/word/2023/wordml/word16du" xmlns:w16sdtdh="http://schemas.microsoft.com/office/word/2020/wordml/sdtdatahash" xmlns:w16sdtfl="http://schemas.microsoft.com/office/word/2024/wordml/sdtformatlock" xmlns:w16se="http://schemas.microsoft.com/office/word/2015/wordml/symex" xmlns:wpg="http://schemas.microsoft.com/office/word/2010/wordprocessingGroup" xmlns:wpi="http://schemas.microsoft.com/office/word/2010/wordprocessingInk" xmlns:wne="http://schemas.microsoft.com/office/word/2006/wordml" xmlns:wps="http://schemas.microsoft.com/office/word/2010/wordprocessingShape" mc:Ignorable="w14 w15 w16se w16cid w16 w16cex w16sdtdh w16sdtfl w16du wp14">
   <w:footnote w:type="separator" w:id="-1">
     <w:p>
       <w:r>
@@ -11102,7 +11611,7 @@
 </file>
 
 <file path=word/numbering.xml><?xml version="1.0" encoding="utf-8"?>
-<w:numbering xmlns:wpc="http://schemas.microsoft.com/office/word/2010/wordprocessingCanvas" xmlns:cx="http://schemas.microsoft.com/office/drawing/2014/chartex" xmlns:cx1="http://schemas.microsoft.com/office/drawing/2015/9/8/chartex" xmlns:cx2="http://schemas.microsoft.com/office/drawing/2015/10/21/chartex" xmlns:cx3="http://schemas.microsoft.com/office/drawing/2016/5/9/chartex" xmlns:cx4="http://schemas.microsoft.com/office/drawing/2016/5/10/chartex" xmlns:cx5="http://schemas.microsoft.com/office/drawing/2016/5/11/chartex" xmlns:cx6="http://schemas.microsoft.com/office/drawing/2016/5/12/chartex" xmlns:cx7="http://schemas.microsoft.com/office/drawing/2016/5/13/chartex" xmlns:cx8="http://schemas.microsoft.com/office/drawing/2016/5/14/chartex" xmlns:mc="http://schemas.openxmlformats.org/markup-compatibility/2006" xmlns:aink="http://schemas.microsoft.com/office/drawing/2016/ink" xmlns:am3d="http://schemas.microsoft.com/office/drawing/2017/model3d" xmlns:o="urn:schemas-microsoft-com:office:office" xmlns:oel="http://schemas.microsoft.com/office/2019/extlst" xmlns:r="http://schemas.openxmlformats.org/officeDocument/2006/relationships" xmlns:m="http://schemas.openxmlformats.org/officeDocument/2006/math" xmlns:v="urn:schemas-microsoft-com:vml" xmlns:wp14="http://schemas.microsoft.com/office/word/2010/wordprocessingDrawing" xmlns:wp="http://schemas.openxmlformats.org/drawingml/2006/wordprocessingDrawing" xmlns:w10="urn:schemas-microsoft-com:office:word" xmlns:w="http://schemas.openxmlformats.org/wordprocessingml/2006/main" xmlns:w14="http://schemas.microsoft.com/office/word/2010/wordml" xmlns:w15="http://schemas.microsoft.com/office/word/2012/wordml" xmlns:w16cex="http://schemas.microsoft.com/office/word/2018/wordml/cex" xmlns:w16cid="http://schemas.microsoft.com/office/word/2016/wordml/cid" xmlns:w16="http://schemas.microsoft.com/office/word/2018/wordml" xmlns:w16sdtdh="http://schemas.microsoft.com/office/word/2020/wordml/sdtdatahash" xmlns:w16se="http://schemas.microsoft.com/office/word/2015/wordml/symex" xmlns:wpg="http://schemas.microsoft.com/office/word/2010/wordprocessingGroup" xmlns:wpi="http://schemas.microsoft.com/office/word/2010/wordprocessingInk" xmlns:wne="http://schemas.microsoft.com/office/word/2006/wordml" xmlns:wps="http://schemas.microsoft.com/office/word/2010/wordprocessingShape" mc:Ignorable="w14 w15 w16se w16cid w16 w16cex w16sdtdh wp14">
+<w:numbering xmlns:wpc="http://schemas.microsoft.com/office/word/2010/wordprocessingCanvas" xmlns:cx="http://schemas.microsoft.com/office/drawing/2014/chartex" xmlns:cx1="http://schemas.microsoft.com/office/drawing/2015/9/8/chartex" xmlns:cx2="http://schemas.microsoft.com/office/drawing/2015/10/21/chartex" xmlns:cx3="http://schemas.microsoft.com/office/drawing/2016/5/9/chartex" xmlns:cx4="http://schemas.microsoft.com/office/drawing/2016/5/10/chartex" xmlns:cx5="http://schemas.microsoft.com/office/drawing/2016/5/11/chartex" xmlns:cx6="http://schemas.microsoft.com/office/drawing/2016/5/12/chartex" xmlns:cx7="http://schemas.microsoft.com/office/drawing/2016/5/13/chartex" xmlns:cx8="http://schemas.microsoft.com/office/drawing/2016/5/14/chartex" xmlns:mc="http://schemas.openxmlformats.org/markup-compatibility/2006" xmlns:aink="http://schemas.microsoft.com/office/drawing/2016/ink" xmlns:am3d="http://schemas.microsoft.com/office/drawing/2017/model3d" xmlns:o="urn:schemas-microsoft-com:office:office" xmlns:oel="http://schemas.microsoft.com/office/2019/extlst" xmlns:r="http://schemas.openxmlformats.org/officeDocument/2006/relationships" xmlns:m="http://schemas.openxmlformats.org/officeDocument/2006/math" xmlns:v="urn:schemas-microsoft-com:vml" xmlns:wp14="http://schemas.microsoft.com/office/word/2010/wordprocessingDrawing" xmlns:wp="http://schemas.openxmlformats.org/drawingml/2006/wordprocessingDrawing" xmlns:w10="urn:schemas-microsoft-com:office:word" xmlns:w="http://schemas.openxmlformats.org/wordprocessingml/2006/main" xmlns:w14="http://schemas.microsoft.com/office/word/2010/wordml" xmlns:w15="http://schemas.microsoft.com/office/word/2012/wordml" xmlns:w16cex="http://schemas.microsoft.com/office/word/2018/wordml/cex" xmlns:w16cid="http://schemas.microsoft.com/office/word/2016/wordml/cid" xmlns:w16="http://schemas.microsoft.com/office/word/2018/wordml" xmlns:w16du="http://schemas.microsoft.com/office/word/2023/wordml/word16du" xmlns:w16sdtdh="http://schemas.microsoft.com/office/word/2020/wordml/sdtdatahash" xmlns:w16sdtfl="http://schemas.microsoft.com/office/word/2024/wordml/sdtformatlock" xmlns:w16se="http://schemas.microsoft.com/office/word/2015/wordml/symex" xmlns:wpg="http://schemas.microsoft.com/office/word/2010/wordprocessingGroup" xmlns:wpi="http://schemas.microsoft.com/office/word/2010/wordprocessingInk" xmlns:wne="http://schemas.microsoft.com/office/word/2006/wordml" xmlns:wps="http://schemas.microsoft.com/office/word/2010/wordprocessingShape" mc:Ignorable="w14 w15 w16se w16cid w16 w16cex w16sdtdh w16sdtfl w16du wp14">
   <w:abstractNum w:abstractNumId="0" w15:restartNumberingAfterBreak="0">
     <w:nsid w:val="08BA02A7"/>
     <w:multiLevelType w:val="hybridMultilevel"/>
@@ -13318,7 +13827,7 @@
 </file>
 
 <file path=word/styles.xml><?xml version="1.0" encoding="utf-8"?>
-<w:styles xmlns:mc="http://schemas.openxmlformats.org/markup-compatibility/2006" xmlns:r="http://schemas.openxmlformats.org/officeDocument/2006/relationships" xmlns:w="http://schemas.openxmlformats.org/wordprocessingml/2006/main" xmlns:w14="http://schemas.microsoft.com/office/word/2010/wordml" xmlns:w15="http://schemas.microsoft.com/office/word/2012/wordml" xmlns:w16cex="http://schemas.microsoft.com/office/word/2018/wordml/cex" xmlns:w16cid="http://schemas.microsoft.com/office/word/2016/wordml/cid" xmlns:w16="http://schemas.microsoft.com/office/word/2018/wordml" xmlns:w16sdtdh="http://schemas.microsoft.com/office/word/2020/wordml/sdtdatahash" xmlns:w16se="http://schemas.microsoft.com/office/word/2015/wordml/symex" mc:Ignorable="w14 w15 w16se w16cid w16 w16cex w16sdtdh">
+<w:styles xmlns:mc="http://schemas.openxmlformats.org/markup-compatibility/2006" xmlns:r="http://schemas.openxmlformats.org/officeDocument/2006/relationships" xmlns:w="http://schemas.openxmlformats.org/wordprocessingml/2006/main" xmlns:w14="http://schemas.microsoft.com/office/word/2010/wordml" xmlns:w15="http://schemas.microsoft.com/office/word/2012/wordml" xmlns:w16cex="http://schemas.microsoft.com/office/word/2018/wordml/cex" xmlns:w16cid="http://schemas.microsoft.com/office/word/2016/wordml/cid" xmlns:w16="http://schemas.microsoft.com/office/word/2018/wordml" xmlns:w16du="http://schemas.microsoft.com/office/word/2023/wordml/word16du" xmlns:w16sdtdh="http://schemas.microsoft.com/office/word/2020/wordml/sdtdatahash" xmlns:w16sdtfl="http://schemas.microsoft.com/office/word/2024/wordml/sdtformatlock" xmlns:w16se="http://schemas.microsoft.com/office/word/2015/wordml/symex" mc:Ignorable="w14 w15 w16se w16cid w16 w16cex w16sdtdh w16sdtfl w16du">
   <w:docDefaults>
     <w:rPrDefault>
       <w:rPr>
@@ -14487,7 +14996,6 @@
     <w:basedOn w:val="a"/>
     <w:link w:val="afd"/>
     <w:uiPriority w:val="99"/>
-    <w:semiHidden/>
     <w:unhideWhenUsed/>
     <w:rsid w:val="007420B6"/>
     <w:pPr>
@@ -14499,7 +15007,6 @@
     <w:basedOn w:val="a5"/>
     <w:link w:val="afc"/>
     <w:uiPriority w:val="99"/>
-    <w:semiHidden/>
     <w:rsid w:val="007420B6"/>
     <w:rPr>
       <w:rFonts w:ascii="ＭＳ 明朝" w:eastAsia="ＭＳ 明朝"/>
@@ -14679,6 +15186,17 @@
     <w:pPr>
       <w:ind w:leftChars="100" w:left="240"/>
     </w:pPr>
+  </w:style>
+  <w:style w:type="paragraph" w:styleId="aff9">
+    <w:name w:val="Revision"/>
+    <w:hidden/>
+    <w:uiPriority w:val="99"/>
+    <w:semiHidden/>
+    <w:rsid w:val="008D7A38"/>
+    <w:rPr>
+      <w:rFonts w:ascii="ＭＳ 明朝" w:eastAsia="ＭＳ 明朝" w:hAnsi="ＭＳ 明朝" w:cs="游明朝"/>
+      <w:sz w:val="24"/>
+    </w:rPr>
   </w:style>
 </w:styles>
 </file>
@@ -14969,332 +15487,10 @@
 </file>
 
 <file path=customXml/item1.xml><?xml version="1.0" encoding="utf-8"?>
-<?mso-contentType ?>
-<FormTemplates xmlns="http://schemas.microsoft.com/sharepoint/v3/contenttype/forms">
-  <Display>DocumentLibraryForm</Display>
-  <Edit>DocumentLibraryForm</Edit>
-  <New>DocumentLibraryForm</New>
-</FormTemplates>
-</file>
-
-<file path=customXml/item2.xml><?xml version="1.0" encoding="utf-8"?>
-<p:properties xmlns:p="http://schemas.microsoft.com/office/2006/metadata/properties" xmlns:xsi="http://www.w3.org/2001/XMLSchema-instance" xmlns:pc="http://schemas.microsoft.com/office/infopath/2007/PartnerControls">
-  <documentManagement>
-    <_ip_UnifiedCompliancePolicyUIAction xmlns="http://schemas.microsoft.com/sharepoint/v3" xsi:nil="true"/>
-    <_ip_UnifiedCompliancePolicyProperties xmlns="http://schemas.microsoft.com/sharepoint/v3" xsi:nil="true"/>
-    <TaxCatchAll xmlns="a753eb55-ace7-47fe-8293-79a8dad7846a" xsi:nil="true"/>
-    <lcf76f155ced4ddcb4097134ff3c332f xmlns="8c3438c2-774e-4b56-8e53-485ea73e7025">
-      <Terms xmlns="http://schemas.microsoft.com/office/infopath/2007/PartnerControls"/>
-    </lcf76f155ced4ddcb4097134ff3c332f>
-  </documentManagement>
-</p:properties>
-</file>
-
-<file path=customXml/item3.xml><?xml version="1.0" encoding="utf-8"?>
-<ct:contentTypeSchema xmlns:ct="http://schemas.microsoft.com/office/2006/metadata/contentType" xmlns:ma="http://schemas.microsoft.com/office/2006/metadata/properties/metaAttributes" ct:_="" ma:_="" ma:contentTypeName="ドキュメント" ma:contentTypeID="0x0101009605DF11039F5D478FE5EDAFD3B87737" ma:contentTypeVersion="17" ma:contentTypeDescription="新しいドキュメントを作成します。" ma:contentTypeScope="" ma:versionID="e82c22d9b9d1c9d5f15e730a94f0054a">
-  <xsd:schema xmlns:xsd="http://www.w3.org/2001/XMLSchema" xmlns:xs="http://www.w3.org/2001/XMLSchema" xmlns:p="http://schemas.microsoft.com/office/2006/metadata/properties" xmlns:ns1="http://schemas.microsoft.com/sharepoint/v3" xmlns:ns2="8c3438c2-774e-4b56-8e53-485ea73e7025" xmlns:ns3="a753eb55-ace7-47fe-8293-79a8dad7846a" targetNamespace="http://schemas.microsoft.com/office/2006/metadata/properties" ma:root="true" ma:fieldsID="f219453cf2bb4a031458c95bf6b08bf0" ns1:_="" ns2:_="" ns3:_="">
-    <xsd:import namespace="http://schemas.microsoft.com/sharepoint/v3"/>
-    <xsd:import namespace="8c3438c2-774e-4b56-8e53-485ea73e7025"/>
-    <xsd:import namespace="a753eb55-ace7-47fe-8293-79a8dad7846a"/>
-    <xsd:element name="properties">
-      <xsd:complexType>
-        <xsd:sequence>
-          <xsd:element name="documentManagement">
-            <xsd:complexType>
-              <xsd:all>
-                <xsd:element ref="ns2:MediaServiceMetadata" minOccurs="0"/>
-                <xsd:element ref="ns2:MediaServiceFastMetadata" minOccurs="0"/>
-                <xsd:element ref="ns2:MediaServiceDateTaken" minOccurs="0"/>
-                <xsd:element ref="ns2:MediaLengthInSeconds" minOccurs="0"/>
-                <xsd:element ref="ns3:SharedWithUsers" minOccurs="0"/>
-                <xsd:element ref="ns3:SharedWithDetails" minOccurs="0"/>
-                <xsd:element ref="ns1:_ip_UnifiedCompliancePolicyProperties" minOccurs="0"/>
-                <xsd:element ref="ns1:_ip_UnifiedCompliancePolicyUIAction" minOccurs="0"/>
-                <xsd:element ref="ns2:MediaServiceAutoKeyPoints" minOccurs="0"/>
-                <xsd:element ref="ns2:MediaServiceKeyPoints" minOccurs="0"/>
-                <xsd:element ref="ns2:MediaServiceAutoTags" minOccurs="0"/>
-                <xsd:element ref="ns2:MediaServiceOCR" minOccurs="0"/>
-                <xsd:element ref="ns2:MediaServiceGenerationTime" minOccurs="0"/>
-                <xsd:element ref="ns2:MediaServiceEventHashCode" minOccurs="0"/>
-                <xsd:element ref="ns2:lcf76f155ced4ddcb4097134ff3c332f" minOccurs="0"/>
-                <xsd:element ref="ns3:TaxCatchAll" minOccurs="0"/>
-              </xsd:all>
-            </xsd:complexType>
-          </xsd:element>
-        </xsd:sequence>
-      </xsd:complexType>
-    </xsd:element>
-  </xsd:schema>
-  <xsd:schema xmlns:xsd="http://www.w3.org/2001/XMLSchema" xmlns:xs="http://www.w3.org/2001/XMLSchema" xmlns:dms="http://schemas.microsoft.com/office/2006/documentManagement/types" xmlns:pc="http://schemas.microsoft.com/office/infopath/2007/PartnerControls" targetNamespace="http://schemas.microsoft.com/sharepoint/v3" elementFormDefault="qualified">
-    <xsd:import namespace="http://schemas.microsoft.com/office/2006/documentManagement/types"/>
-    <xsd:import namespace="http://schemas.microsoft.com/office/infopath/2007/PartnerControls"/>
-    <xsd:element name="_ip_UnifiedCompliancePolicyProperties" ma:index="14" nillable="true" ma:displayName="統合コンプライアンス ポリシーのプロパティ" ma:hidden="true" ma:internalName="_ip_UnifiedCompliancePolicyProperties">
-      <xsd:simpleType>
-        <xsd:restriction base="dms:Note"/>
-      </xsd:simpleType>
-    </xsd:element>
-    <xsd:element name="_ip_UnifiedCompliancePolicyUIAction" ma:index="15" nillable="true" ma:displayName="統合コンプライアンス ポリシーの UI アクション" ma:hidden="true" ma:internalName="_ip_UnifiedCompliancePolicyUIAction">
-      <xsd:simpleType>
-        <xsd:restriction base="dms:Text"/>
-      </xsd:simpleType>
-    </xsd:element>
-  </xsd:schema>
-  <xsd:schema xmlns:xsd="http://www.w3.org/2001/XMLSchema" xmlns:xs="http://www.w3.org/2001/XMLSchema" xmlns:dms="http://schemas.microsoft.com/office/2006/documentManagement/types" xmlns:pc="http://schemas.microsoft.com/office/infopath/2007/PartnerControls" targetNamespace="8c3438c2-774e-4b56-8e53-485ea73e7025" elementFormDefault="qualified">
-    <xsd:import namespace="http://schemas.microsoft.com/office/2006/documentManagement/types"/>
-    <xsd:import namespace="http://schemas.microsoft.com/office/infopath/2007/PartnerControls"/>
-    <xsd:element name="MediaServiceMetadata" ma:index="8" nillable="true" ma:displayName="MediaServiceMetadata" ma:hidden="true" ma:internalName="MediaServiceMetadata" ma:readOnly="true">
-      <xsd:simpleType>
-        <xsd:restriction base="dms:Note"/>
-      </xsd:simpleType>
-    </xsd:element>
-    <xsd:element name="MediaServiceFastMetadata" ma:index="9" nillable="true" ma:displayName="MediaServiceFastMetadata" ma:hidden="true" ma:internalName="MediaServiceFastMetadata" ma:readOnly="true">
-      <xsd:simpleType>
-        <xsd:restriction base="dms:Note"/>
-      </xsd:simpleType>
-    </xsd:element>
-    <xsd:element name="MediaServiceDateTaken" ma:index="10" nillable="true" ma:displayName="MediaServiceDateTaken" ma:hidden="true" ma:internalName="MediaServiceDateTaken" ma:readOnly="true">
-      <xsd:simpleType>
-        <xsd:restriction base="dms:Text"/>
-      </xsd:simpleType>
-    </xsd:element>
-    <xsd:element name="MediaLengthInSeconds" ma:index="11" nillable="true" ma:displayName="Length (seconds)" ma:internalName="MediaLengthInSeconds" ma:readOnly="true">
-      <xsd:simpleType>
-        <xsd:restriction base="dms:Unknown"/>
-      </xsd:simpleType>
-    </xsd:element>
-    <xsd:element name="MediaServiceAutoKeyPoints" ma:index="16" nillable="true" ma:displayName="MediaServiceAutoKeyPoints" ma:hidden="true" ma:internalName="MediaServiceAutoKeyPoints" ma:readOnly="true">
-      <xsd:simpleType>
-        <xsd:restriction base="dms:Note"/>
-      </xsd:simpleType>
-    </xsd:element>
-    <xsd:element name="MediaServiceKeyPoints" ma:index="17" nillable="true" ma:displayName="KeyPoints" ma:internalName="MediaServiceKeyPoints" ma:readOnly="true">
-      <xsd:simpleType>
-        <xsd:restriction base="dms:Note">
-          <xsd:maxLength value="255"/>
-        </xsd:restriction>
-      </xsd:simpleType>
-    </xsd:element>
-    <xsd:element name="MediaServiceAutoTags" ma:index="18" nillable="true" ma:displayName="Tags" ma:internalName="MediaServiceAutoTags" ma:readOnly="true">
-      <xsd:simpleType>
-        <xsd:restriction base="dms:Text"/>
-      </xsd:simpleType>
-    </xsd:element>
-    <xsd:element name="MediaServiceOCR" ma:index="19" nillable="true" ma:displayName="Extracted Text" ma:internalName="MediaServiceOCR" ma:readOnly="true">
-      <xsd:simpleType>
-        <xsd:restriction base="dms:Note">
-          <xsd:maxLength value="255"/>
-        </xsd:restriction>
-      </xsd:simpleType>
-    </xsd:element>
-    <xsd:element name="MediaServiceGenerationTime" ma:index="20" nillable="true" ma:displayName="MediaServiceGenerationTime" ma:hidden="true" ma:internalName="MediaServiceGenerationTime" ma:readOnly="true">
-      <xsd:simpleType>
-        <xsd:restriction base="dms:Text"/>
-      </xsd:simpleType>
-    </xsd:element>
-    <xsd:element name="MediaServiceEventHashCode" ma:index="21" nillable="true" ma:displayName="MediaServiceEventHashCode" ma:hidden="true" ma:internalName="MediaServiceEventHashCode" ma:readOnly="true">
-      <xsd:simpleType>
-        <xsd:restriction base="dms:Text"/>
-      </xsd:simpleType>
-    </xsd:element>
-    <xsd:element name="lcf76f155ced4ddcb4097134ff3c332f" ma:index="23" nillable="true" ma:taxonomy="true" ma:internalName="lcf76f155ced4ddcb4097134ff3c332f" ma:taxonomyFieldName="MediaServiceImageTags" ma:displayName="画像タグ" ma:readOnly="false" ma:fieldId="{5cf76f15-5ced-4ddc-b409-7134ff3c332f}" ma:taxonomyMulti="true" ma:sspId="1e1c6816-2a4f-4461-93c7-8dd281d6228d" ma:termSetId="09814cd3-568e-fe90-9814-8d621ff8fb84" ma:anchorId="fba54fb3-c3e1-fe81-a776-ca4b69148c4d" ma:open="true" ma:isKeyword="false">
-      <xsd:complexType>
-        <xsd:sequence>
-          <xsd:element ref="pc:Terms" minOccurs="0" maxOccurs="1"/>
-        </xsd:sequence>
-      </xsd:complexType>
-    </xsd:element>
-  </xsd:schema>
-  <xsd:schema xmlns:xsd="http://www.w3.org/2001/XMLSchema" xmlns:xs="http://www.w3.org/2001/XMLSchema" xmlns:dms="http://schemas.microsoft.com/office/2006/documentManagement/types" xmlns:pc="http://schemas.microsoft.com/office/infopath/2007/PartnerControls" targetNamespace="a753eb55-ace7-47fe-8293-79a8dad7846a" elementFormDefault="qualified">
-    <xsd:import namespace="http://schemas.microsoft.com/office/2006/documentManagement/types"/>
-    <xsd:import namespace="http://schemas.microsoft.com/office/infopath/2007/PartnerControls"/>
-    <xsd:element name="SharedWithUsers" ma:index="12" nillable="true" ma:displayName="共有相手" ma:internalName="SharedWithUsers" ma:readOnly="true">
-      <xsd:complexType>
-        <xsd:complexContent>
-          <xsd:extension base="dms:UserMulti">
-            <xsd:sequence>
-              <xsd:element name="UserInfo" minOccurs="0" maxOccurs="unbounded">
-                <xsd:complexType>
-                  <xsd:sequence>
-                    <xsd:element name="DisplayName" type="xsd:string" minOccurs="0"/>
-                    <xsd:element name="AccountId" type="dms:UserId" minOccurs="0" nillable="true"/>
-                    <xsd:element name="AccountType" type="xsd:string" minOccurs="0"/>
-                  </xsd:sequence>
-                </xsd:complexType>
-              </xsd:element>
-            </xsd:sequence>
-          </xsd:extension>
-        </xsd:complexContent>
-      </xsd:complexType>
-    </xsd:element>
-    <xsd:element name="SharedWithDetails" ma:index="13" nillable="true" ma:displayName="共有相手の詳細情報" ma:internalName="SharedWithDetails" ma:readOnly="true">
-      <xsd:simpleType>
-        <xsd:restriction base="dms:Note">
-          <xsd:maxLength value="255"/>
-        </xsd:restriction>
-      </xsd:simpleType>
-    </xsd:element>
-    <xsd:element name="TaxCatchAll" ma:index="24" nillable="true" ma:displayName="Taxonomy Catch All Column" ma:hidden="true" ma:list="{88513228-1833-43bb-9239-8ece679cdd95}" ma:internalName="TaxCatchAll" ma:showField="CatchAllData" ma:web="a753eb55-ace7-47fe-8293-79a8dad7846a">
-      <xsd:complexType>
-        <xsd:complexContent>
-          <xsd:extension base="dms:MultiChoiceLookup">
-            <xsd:sequence>
-              <xsd:element name="Value" type="dms:Lookup" maxOccurs="unbounded" minOccurs="0" nillable="true"/>
-            </xsd:sequence>
-          </xsd:extension>
-        </xsd:complexContent>
-      </xsd:complexType>
-    </xsd:element>
-  </xsd:schema>
-  <xsd:schema xmlns="http://schemas.openxmlformats.org/package/2006/metadata/core-properties" xmlns:xsd="http://www.w3.org/2001/XMLSchema" xmlns:xsi="http://www.w3.org/2001/XMLSchema-instance" xmlns:dc="http://purl.org/dc/elements/1.1/" xmlns:dcterms="http://purl.org/dc/terms/" xmlns:odoc="http://schemas.microsoft.com/internal/obd" targetNamespace="http://schemas.openxmlformats.org/package/2006/metadata/core-properties" elementFormDefault="qualified" attributeFormDefault="unqualified" blockDefault="#all">
-    <xsd:import namespace="http://purl.org/dc/elements/1.1/" schemaLocation="http://dublincore.org/schemas/xmls/qdc/2003/04/02/dc.xsd"/>
-    <xsd:import namespace="http://purl.org/dc/terms/" schemaLocation="http://dublincore.org/schemas/xmls/qdc/2003/04/02/dcterms.xsd"/>
-    <xsd:element name="coreProperties" type="CT_coreProperties"/>
-    <xsd:complexType name="CT_coreProperties">
-      <xsd:all>
-        <xsd:element ref="dc:creator" minOccurs="0" maxOccurs="1"/>
-        <xsd:element ref="dcterms:created" minOccurs="0" maxOccurs="1"/>
-        <xsd:element ref="dc:identifier" minOccurs="0" maxOccurs="1"/>
-        <xsd:element name="contentType" minOccurs="0" maxOccurs="1" type="xsd:string" ma:index="0" ma:displayName="コンテンツ タイプ"/>
-        <xsd:element ref="dc:title" minOccurs="0" maxOccurs="1" ma:index="4" ma:displayName="タイトル"/>
-        <xsd:element ref="dc:subject" minOccurs="0" maxOccurs="1"/>
-        <xsd:element ref="dc:description" minOccurs="0" maxOccurs="1"/>
-        <xsd:element name="keywords" minOccurs="0" maxOccurs="1" type="xsd:string"/>
-        <xsd:element ref="dc:language" minOccurs="0" maxOccurs="1"/>
-        <xsd:element name="category" minOccurs="0" maxOccurs="1" type="xsd:string"/>
-        <xsd:element name="version" minOccurs="0" maxOccurs="1" type="xsd:string"/>
-        <xsd:element name="revision" minOccurs="0" maxOccurs="1" type="xsd:string">
-          <xsd:annotation>
-            <xsd:documentation>
-                        This value indicates the number of saves or revisions. The application is responsible for updating this value after each revision.
-                    </xsd:documentation>
-          </xsd:annotation>
-        </xsd:element>
-        <xsd:element name="lastModifiedBy" minOccurs="0" maxOccurs="1" type="xsd:string"/>
-        <xsd:element ref="dcterms:modified" minOccurs="0" maxOccurs="1"/>
-        <xsd:element name="contentStatus" minOccurs="0" maxOccurs="1" type="xsd:string"/>
-      </xsd:all>
-    </xsd:complexType>
-  </xsd:schema>
-  <xs:schema xmlns:pc="http://schemas.microsoft.com/office/infopath/2007/PartnerControls" xmlns:xs="http://www.w3.org/2001/XMLSchema" targetNamespace="http://schemas.microsoft.com/office/infopath/2007/PartnerControls" elementFormDefault="qualified" attributeFormDefault="unqualified">
-    <xs:element name="Person">
-      <xs:complexType>
-        <xs:sequence>
-          <xs:element ref="pc:DisplayName" minOccurs="0"/>
-          <xs:element ref="pc:AccountId" minOccurs="0"/>
-          <xs:element ref="pc:AccountType" minOccurs="0"/>
-        </xs:sequence>
-      </xs:complexType>
-    </xs:element>
-    <xs:element name="DisplayName" type="xs:string"/>
-    <xs:element name="AccountId" type="xs:string"/>
-    <xs:element name="AccountType" type="xs:string"/>
-    <xs:element name="BDCAssociatedEntity">
-      <xs:complexType>
-        <xs:sequence>
-          <xs:element ref="pc:BDCEntity" minOccurs="0" maxOccurs="unbounded"/>
-        </xs:sequence>
-        <xs:attribute ref="pc:EntityNamespace"/>
-        <xs:attribute ref="pc:EntityName"/>
-        <xs:attribute ref="pc:SystemInstanceName"/>
-        <xs:attribute ref="pc:AssociationName"/>
-      </xs:complexType>
-    </xs:element>
-    <xs:attribute name="EntityNamespace" type="xs:string"/>
-    <xs:attribute name="EntityName" type="xs:string"/>
-    <xs:attribute name="SystemInstanceName" type="xs:string"/>
-    <xs:attribute name="AssociationName" type="xs:string"/>
-    <xs:element name="BDCEntity">
-      <xs:complexType>
-        <xs:sequence>
-          <xs:element ref="pc:EntityDisplayName" minOccurs="0"/>
-          <xs:element ref="pc:EntityInstanceReference" minOccurs="0"/>
-          <xs:element ref="pc:EntityId1" minOccurs="0"/>
-          <xs:element ref="pc:EntityId2" minOccurs="0"/>
-          <xs:element ref="pc:EntityId3" minOccurs="0"/>
-          <xs:element ref="pc:EntityId4" minOccurs="0"/>
-          <xs:element ref="pc:EntityId5" minOccurs="0"/>
-        </xs:sequence>
-      </xs:complexType>
-    </xs:element>
-    <xs:element name="EntityDisplayName" type="xs:string"/>
-    <xs:element name="EntityInstanceReference" type="xs:string"/>
-    <xs:element name="EntityId1" type="xs:string"/>
-    <xs:element name="EntityId2" type="xs:string"/>
-    <xs:element name="EntityId3" type="xs:string"/>
-    <xs:element name="EntityId4" type="xs:string"/>
-    <xs:element name="EntityId5" type="xs:string"/>
-    <xs:element name="Terms">
-      <xs:complexType>
-        <xs:sequence>
-          <xs:element ref="pc:TermInfo" minOccurs="0" maxOccurs="unbounded"/>
-        </xs:sequence>
-      </xs:complexType>
-    </xs:element>
-    <xs:element name="TermInfo">
-      <xs:complexType>
-        <xs:sequence>
-          <xs:element ref="pc:TermName" minOccurs="0"/>
-          <xs:element ref="pc:TermId" minOccurs="0"/>
-        </xs:sequence>
-      </xs:complexType>
-    </xs:element>
-    <xs:element name="TermName" type="xs:string"/>
-    <xs:element name="TermId" type="xs:string"/>
-  </xs:schema>
-</ct:contentTypeSchema>
-</file>
-
-<file path=customXml/item4.xml><?xml version="1.0" encoding="utf-8"?>
 <b:Sources xmlns:b="http://schemas.openxmlformats.org/officeDocument/2006/bibliography" xmlns="http://schemas.openxmlformats.org/officeDocument/2006/bibliography" SelectedStyle="\APASixthEditionOfficeOnline.xsl" StyleName="APA" Version="6"/>
 </file>
 
 <file path=customXml/itemProps1.xml><?xml version="1.0" encoding="utf-8"?>
-<ds:datastoreItem xmlns:ds="http://schemas.openxmlformats.org/officeDocument/2006/customXml" ds:itemID="{928E3DF9-A5AE-4092-8304-0DD77842813C}">
-  <ds:schemaRefs>
-    <ds:schemaRef ds:uri="http://schemas.microsoft.com/sharepoint/v3/contenttype/forms"/>
-  </ds:schemaRefs>
-</ds:datastoreItem>
-</file>
-
-<file path=customXml/itemProps2.xml><?xml version="1.0" encoding="utf-8"?>
-<ds:datastoreItem xmlns:ds="http://schemas.openxmlformats.org/officeDocument/2006/customXml" ds:itemID="{5EB82BA6-FD33-4449-A639-16E804B65B7A}">
-  <ds:schemaRefs>
-    <ds:schemaRef ds:uri="http://schemas.openxmlformats.org/package/2006/metadata/core-properties"/>
-    <ds:schemaRef ds:uri="http://purl.org/dc/elements/1.1/"/>
-    <ds:schemaRef ds:uri="http://schemas.microsoft.com/sharepoint/v3"/>
-    <ds:schemaRef ds:uri="http://purl.org/dc/terms/"/>
-    <ds:schemaRef ds:uri="http://schemas.microsoft.com/office/infopath/2007/PartnerControls"/>
-    <ds:schemaRef ds:uri="8c3438c2-774e-4b56-8e53-485ea73e7025"/>
-    <ds:schemaRef ds:uri="http://schemas.microsoft.com/office/2006/metadata/properties"/>
-    <ds:schemaRef ds:uri="http://www.w3.org/XML/1998/namespace"/>
-    <ds:schemaRef ds:uri="http://schemas.microsoft.com/office/2006/documentManagement/types"/>
-    <ds:schemaRef ds:uri="a753eb55-ace7-47fe-8293-79a8dad7846a"/>
-    <ds:schemaRef ds:uri="http://purl.org/dc/dcmitype/"/>
-  </ds:schemaRefs>
-</ds:datastoreItem>
-</file>
-
-<file path=customXml/itemProps3.xml><?xml version="1.0" encoding="utf-8"?>
-<ds:datastoreItem xmlns:ds="http://schemas.openxmlformats.org/officeDocument/2006/customXml" ds:itemID="{F9D065F0-B24D-43BC-B709-E0CE713BB502}">
-  <ds:schemaRefs>
-    <ds:schemaRef ds:uri="http://schemas.microsoft.com/office/2006/metadata/contentType"/>
-    <ds:schemaRef ds:uri="http://schemas.microsoft.com/office/2006/metadata/properties/metaAttributes"/>
-    <ds:schemaRef ds:uri="http://www.w3.org/2001/XMLSchema"/>
-    <ds:schemaRef ds:uri="http://schemas.microsoft.com/office/2006/metadata/properties"/>
-    <ds:schemaRef ds:uri="http://schemas.microsoft.com/sharepoint/v3"/>
-    <ds:schemaRef ds:uri="8c3438c2-774e-4b56-8e53-485ea73e7025"/>
-    <ds:schemaRef ds:uri="a753eb55-ace7-47fe-8293-79a8dad7846a"/>
-    <ds:schemaRef ds:uri="http://schemas.microsoft.com/office/2006/documentManagement/types"/>
-    <ds:schemaRef ds:uri="http://schemas.microsoft.com/office/infopath/2007/PartnerControls"/>
-    <ds:schemaRef ds:uri="http://schemas.openxmlformats.org/package/2006/metadata/core-properties"/>
-    <ds:schemaRef ds:uri="http://purl.org/dc/elements/1.1/"/>
-    <ds:schemaRef ds:uri="http://purl.org/dc/terms/"/>
-    <ds:schemaRef ds:uri="http://schemas.microsoft.com/internal/obd"/>
-  </ds:schemaRefs>
-</ds:datastoreItem>
-</file>
-
-<file path=customXml/itemProps4.xml><?xml version="1.0" encoding="utf-8"?>
 <ds:datastoreItem xmlns:ds="http://schemas.openxmlformats.org/officeDocument/2006/customXml" ds:itemID="{2E39BE85-6909-443A-B9F0-559FF69FC00D}">
   <ds:schemaRefs>
     <ds:schemaRef ds:uri="http://schemas.openxmlformats.org/officeDocument/2006/bibliography"/>
